--- a/专利交底书/2026-07-16/专利技术交底书_面向风控决策引擎的策略自动化测试方法及系统.docx
+++ b/专利交底书/2026-07-16/专利技术交底书_面向风控决策引擎的策略自动化测试方法及系统.docx
@@ -232,7 +232,7 @@
           <w:sz w:val="24"/>
           <w:szCs w:val="24"/>
         </w:rPr>
-        <w:t xml:space="preserve">本发明要解决的技术问题是什么？</w:t>
+        <w:t xml:space="preserve">1、本发明要解决的技术问题是什么？</w:t>
       </w:r>
     </w:p>
     <w:p>
@@ -261,7 +261,7 @@
           <w:sz w:val="24"/>
           <w:szCs w:val="24"/>
         </w:rPr>
-        <w:t xml:space="preserve">从原理、概括的层次说明本发明是如何解决上述技术问题的？</w:t>
+        <w:t xml:space="preserve">2、从原理、概括的层次说明本发明是如何解决上述技术问题的？</w:t>
       </w:r>
     </w:p>
     <w:p>
@@ -692,7 +692,7 @@
           <w:sz w:val="21"/>
           <w:szCs w:val="21"/>
         </w:rPr>
-        <w:t xml:space="preserve">f. 策略发现模块：负责通过决策引擎API自动发现策略的基础配置信息（版本号、业务类型等），实现新策略的快速接入。</w:t>
+        <w:t xml:space="preserve">f. 策略发现模块：负责通过决策引擎API自动发现策略的基础配置信息（版本号、业务类型等），实现新策略的快速接入。该模块在步骤S3执行前自动调用，获取策略标识和版本号等参数，避免人工配置。</w:t>
       </w:r>
     </w:p>
     <w:p>
@@ -1296,7 +1296,7 @@
           <w:sz w:val="21"/>
           <w:szCs w:val="21"/>
         </w:rPr>
-        <w:t xml:space="preserve">（2）步骤S1：多维策略配置文档解析（参见图1中S101）</w:t>
+        <w:t xml:space="preserve">（1）步骤S1：多维策略配置文档解析（参见图1中S101）</w:t>
       </w:r>
     </w:p>
     <w:p>
@@ -1451,21 +1451,21 @@
           <w:sz w:val="21"/>
           <w:szCs w:val="21"/>
         </w:rPr>
-        <w:t xml:space="preserve">（3）步骤S2：基于规则表达式语义分析的智能测试用例生成（参见图1中S102及图2）</w:t>
-      </w:r>
-    </w:p>
-    <w:p>
-      <w:pPr>
-        <w:spacing w:after="100" w:line="360" w:lineRule="auto"/>
-        <w:ind w:firstLine="480"/>
-      </w:pPr>
-      <w:r>
-        <w:rPr>
-          <w:rFonts w:ascii="Arial" w:cs="Arial" w:eastAsia="SimSun" w:hAnsi="Arial"/>
-          <w:sz w:val="21"/>
-          <w:szCs w:val="21"/>
-        </w:rPr>
-        <w:t xml:space="preserve">对结构化策略模型中的每条规则表达式进行语义分析，通过统一的模式匹配引擎识别表达式中的条件结构，自动生成覆盖多个测试维度的测试用例集。具体包括：</w:t>
+        <w:t xml:space="preserve">（2）步骤S2：基于规则表达式语义分析的智能测试用例生成（参见图1中S102及图2）</w:t>
+      </w:r>
+    </w:p>
+    <w:p>
+      <w:pPr>
+        <w:spacing w:after="100" w:line="360" w:lineRule="auto"/>
+        <w:ind w:firstLine="480"/>
+      </w:pPr>
+      <w:r>
+        <w:rPr>
+          <w:rFonts w:ascii="Arial" w:cs="Arial" w:eastAsia="SimSun" w:hAnsi="Arial"/>
+          <w:sz w:val="21"/>
+          <w:szCs w:val="21"/>
+        </w:rPr>
+        <w:t xml:space="preserve">对结构化策略模型中的每条规则表达式进行语义分析，通过统一的模式匹配引擎识别表达式中的条件结构，自动生成覆盖多个测试维度的测试用例集。模式匹配引擎的核心是一个可配置的模式注册表（pattern registry），每个模式定义了正则匹配规则、语义含义、命中值/未命中值/边界值构造函数。具体包括：</w:t>
       </w:r>
     </w:p>
     <w:p>
@@ -3084,7 +3084,7 @@
           <w:sz w:val="21"/>
           <w:szCs w:val="21"/>
         </w:rPr>
-        <w:t xml:space="preserve">（4）步骤S3：批量提交与执行（参见图1中S103）</w:t>
+        <w:t xml:space="preserve">（3）步骤S3：批量提交与执行（参见图1中S103）</w:t>
       </w:r>
     </w:p>
     <w:p>
@@ -3169,7 +3169,7 @@
           <w:sz w:val="21"/>
           <w:szCs w:val="21"/>
         </w:rPr>
-        <w:t xml:space="preserve">（5）步骤S4：基于决策引擎层级执行模型的多层验证（参见图1中S104及图3）</w:t>
+        <w:t xml:space="preserve">（4）步骤S4：基于决策引擎层级执行模型的多层验证（参见图1中S104及图3）</w:t>
       </w:r>
     </w:p>
     <w:p>
@@ -4032,7 +4032,7 @@
           <w:sz w:val="21"/>
           <w:szCs w:val="21"/>
         </w:rPr>
-        <w:t xml:space="preserve">（6）步骤S5：语义比对与测试报告生成（参见图1中S105及图4）</w:t>
+        <w:t xml:space="preserve">（5）步骤S5：语义比对与测试报告生成（参见图1中S105及图4）</w:t>
       </w:r>
     </w:p>
     <w:p>

--- a/专利交底书/2026-07-16/专利技术交底书_面向风控决策引擎的策略自动化测试方法及系统.docx
+++ b/专利交底书/2026-07-16/专利技术交底书_面向风控决策引擎的策略自动化测试方法及系统.docx
@@ -4965,13 +4965,13 @@
 </file>
 
 <file path=word/numbering.xml><?xml version="1.0" encoding="utf-8"?>
-<w:numbering xmlns:wpc="http://schemas.microsoft.com/office/word/2010/wordprocessingCanvas" xmlns:mc="http://schemas.openxmlformats.org/markup-compatibility/2006" xmlns:o="urn:schemas-microsoft-com:office:office" xmlns:r="http://schemas.openxmlformats.org/officeDocument/2006/relationships" xmlns:m="http://schemas.openxmlformats.org/officeDocument/2006/math" xmlns:v="urn:schemas-microsoft-com:vml" xmlns:wp14="http://schemas.microsoft.com/office/word/2010/wordprocessingDrawing" xmlns:wp="http://schemas.openxmlformats.org/drawingml/2006/wordprocessingDrawing" xmlns:w10="urn:schemas-microsoft-com:office:word" xmlns:w="http://schemas.openxmlformats.org/wordprocessingml/2006/main" xmlns:w14="http://schemas.microsoft.com/office/word/2010/wordml" xmlns:w15="http://schemas.microsoft.com/office/word/2012/wordml" xmlns:wpg="http://schemas.microsoft.com/office/word/2010/wordprocessingGroup" xmlns:wpi="http://schemas.microsoft.com/office/word/2010/wordprocessingInk" xmlns:wne="http://schemas.microsoft.com/office/word/2006/wordml" xmlns:wps="http://schemas.microsoft.com/office/word/2010/wordprocessingShape" mc:Ignorable="w14 w15 wp14">
+<w:numbering xmlns:mc="http://schemas.openxmlformats.org/markup-compatibility/2006" xmlns:w="http://schemas.openxmlformats.org/wordprocessingml/2006/main" xmlns:w15="http://schemas.microsoft.com/office/word/2012/wordml" mc:Ignorable="w14 w15 wp14">
   <w:abstractNum w:abstractNumId="1" w15:restartNumberingAfterBreak="0">
     <w:multiLevelType w:val="hybridMultilevel"/>
     <w:lvl w:ilvl="0" w15:tentative="1">
       <w:start w:val="1"/>
-      <w:numFmt w:val="bullet"/>
-      <w:lvlText w:val="●"/>
+      <w:numFmt w:val="decimal"/>
+      <w:lvlText w:val="%1."/>
       <w:lvlJc w:val="left"/>
       <w:pPr>
         <w:ind w:left="720" w:hanging="360"/>
@@ -4979,8 +4979,8 @@
     </w:lvl>
     <w:lvl w:ilvl="1" w15:tentative="1">
       <w:start w:val="1"/>
-      <w:numFmt w:val="bullet"/>
-      <w:lvlText w:val="○"/>
+      <w:numFmt w:val="decimal"/>
+      <w:lvlText w:val="%1."/>
       <w:lvlJc w:val="left"/>
       <w:pPr>
         <w:ind w:left="1440" w:hanging="360"/>
@@ -4988,8 +4988,8 @@
     </w:lvl>
     <w:lvl w:ilvl="2" w15:tentative="1">
       <w:start w:val="1"/>
-      <w:numFmt w:val="bullet"/>
-      <w:lvlText w:val="■"/>
+      <w:numFmt w:val="decimal"/>
+      <w:lvlText w:val="%1."/>
       <w:lvlJc w:val="left"/>
       <w:pPr>
         <w:ind w:left="2160" w:hanging="360"/>
@@ -4997,8 +4997,8 @@
     </w:lvl>
     <w:lvl w:ilvl="3" w15:tentative="1">
       <w:start w:val="1"/>
-      <w:numFmt w:val="bullet"/>
-      <w:lvlText w:val="●"/>
+      <w:numFmt w:val="decimal"/>
+      <w:lvlText w:val="%1."/>
       <w:lvlJc w:val="left"/>
       <w:pPr>
         <w:ind w:left="2880" w:hanging="360"/>
@@ -5006,8 +5006,8 @@
     </w:lvl>
     <w:lvl w:ilvl="4" w15:tentative="1">
       <w:start w:val="1"/>
-      <w:numFmt w:val="bullet"/>
-      <w:lvlText w:val="○"/>
+      <w:numFmt w:val="decimal"/>
+      <w:lvlText w:val="%1."/>
       <w:lvlJc w:val="left"/>
       <w:pPr>
         <w:ind w:left="3600" w:hanging="360"/>
@@ -5015,8 +5015,8 @@
     </w:lvl>
     <w:lvl w:ilvl="5" w15:tentative="1">
       <w:start w:val="1"/>
-      <w:numFmt w:val="bullet"/>
-      <w:lvlText w:val="■"/>
+      <w:numFmt w:val="decimal"/>
+      <w:lvlText w:val="%1."/>
       <w:lvlJc w:val="left"/>
       <w:pPr>
         <w:ind w:left="4320" w:hanging="360"/>
@@ -5024,8 +5024,8 @@
     </w:lvl>
     <w:lvl w:ilvl="6" w15:tentative="1">
       <w:start w:val="1"/>
-      <w:numFmt w:val="bullet"/>
-      <w:lvlText w:val="●"/>
+      <w:numFmt w:val="decimal"/>
+      <w:lvlText w:val="%1."/>
       <w:lvlJc w:val="left"/>
       <w:pPr>
         <w:ind w:left="5040" w:hanging="360"/>
@@ -5033,8 +5033,8 @@
     </w:lvl>
     <w:lvl w:ilvl="7" w15:tentative="1">
       <w:start w:val="1"/>
-      <w:numFmt w:val="bullet"/>
-      <w:lvlText w:val="●"/>
+      <w:numFmt w:val="decimal"/>
+      <w:lvlText w:val="%1."/>
       <w:lvlJc w:val="left"/>
       <w:pPr>
         <w:ind w:left="5760" w:hanging="360"/>
@@ -5042,8 +5042,8 @@
     </w:lvl>
     <w:lvl w:ilvl="8" w15:tentative="1">
       <w:start w:val="1"/>
-      <w:numFmt w:val="bullet"/>
-      <w:lvlText w:val="●"/>
+      <w:numFmt w:val="decimal"/>
+      <w:lvlText w:val="%1."/>
       <w:lvlJc w:val="left"/>
       <w:pPr>
         <w:ind w:left="6480" w:hanging="360"/>

--- a/专利交底书/2026-07-16/专利技术交底书_面向风控决策引擎的策略自动化测试方法及系统.docx
+++ b/专利交底书/2026-07-16/专利技术交底书_面向风控决策引擎的策略自动化测试方法及系统.docx
@@ -1296,7 +1296,7 @@
           <w:sz w:val="21"/>
           <w:szCs w:val="21"/>
         </w:rPr>
-        <w:t xml:space="preserve">（1）步骤S1：多维策略配置文档解析（参见图1中S101）</w:t>
+        <w:t xml:space="preserve">（1）步骤S1：多维策略配置文档解析（参见图1）</w:t>
       </w:r>
     </w:p>
     <w:p>
@@ -1451,7 +1451,7 @@
           <w:sz w:val="21"/>
           <w:szCs w:val="21"/>
         </w:rPr>
-        <w:t xml:space="preserve">（2）步骤S2：基于规则表达式语义分析的智能测试用例生成（参见图1中S102及图2）</w:t>
+        <w:t xml:space="preserve">（2）步骤S2：基于规则表达式语义分析的智能测试用例生成（参见图1及图2）</w:t>
       </w:r>
     </w:p>
     <w:p>
@@ -3084,7 +3084,7 @@
           <w:sz w:val="21"/>
           <w:szCs w:val="21"/>
         </w:rPr>
-        <w:t xml:space="preserve">（3）步骤S3：批量提交与执行（参见图1中S103）</w:t>
+        <w:t xml:space="preserve">（3）步骤S3：批量提交与执行（参见图1）</w:t>
       </w:r>
     </w:p>
     <w:p>
@@ -3169,7 +3169,7 @@
           <w:sz w:val="21"/>
           <w:szCs w:val="21"/>
         </w:rPr>
-        <w:t xml:space="preserve">（4）步骤S4：基于决策引擎层级执行模型的多层验证（参见图1中S104及图3）</w:t>
+        <w:t xml:space="preserve">（4）步骤S4：基于决策引擎层级执行模型的多层验证（参见图1及图3）</w:t>
       </w:r>
     </w:p>
     <w:p>
@@ -4032,7 +4032,7 @@
           <w:sz w:val="21"/>
           <w:szCs w:val="21"/>
         </w:rPr>
-        <w:t xml:space="preserve">（5）步骤S5：语义比对与测试报告生成（参见图1中S105及图4）</w:t>
+        <w:t xml:space="preserve">（5）步骤S5：语义比对与测试报告生成（参见图1及图4）</w:t>
       </w:r>
     </w:p>
     <w:p>

--- a/专利交底书/2026-07-16/专利技术交底书_面向风控决策引擎的策略自动化测试方法及系统.docx
+++ b/专利交底书/2026-07-16/专利技术交底书_面向风控决策引擎的策略自动化测试方法及系统.docx
@@ -4757,63 +4757,6 @@
       <w:pPr>
         <w:spacing w:after="60"/>
       </w:pPr>
-    </w:p>
-    <w:p>
-      <w:pPr>
-        <w:spacing w:after="180" w:before="420" w:line="360" w:lineRule="auto"/>
-      </w:pPr>
-      <w:r>
-        <w:rPr>
-          <w:rFonts w:ascii="Arial" w:cs="Arial" w:eastAsia="Microsoft YaHei" w:hAnsi="Arial"/>
-          <w:b/>
-          <w:bCs/>
-          <w:sz w:val="24"/>
-          <w:szCs w:val="24"/>
-        </w:rPr>
-        <w:t xml:space="preserve">7、其他有助于专利代理人理解本技术的资料</w:t>
-      </w:r>
-    </w:p>
-    <w:p>
-      <w:pPr>
-        <w:spacing w:after="100" w:line="360" w:lineRule="auto"/>
-        <w:ind w:firstLine="480"/>
-      </w:pPr>
-      <w:r>
-        <w:rPr>
-          <w:rFonts w:ascii="Arial" w:cs="Arial" w:eastAsia="SimSun" w:hAnsi="Arial"/>
-          <w:sz w:val="21"/>
-          <w:szCs w:val="21"/>
-        </w:rPr>
-        <w:t xml:space="preserve">（1）相关专利文献：CN114168565B（宇信科技，业务规则模型的回溯测试方法）、CN116028370A（基于模型驱动的业务规则测试方法）。</w:t>
-      </w:r>
-    </w:p>
-    <w:p>
-      <w:pPr>
-        <w:spacing w:after="100" w:line="360" w:lineRule="auto"/>
-        <w:ind w:firstLine="480"/>
-      </w:pPr>
-      <w:r>
-        <w:rPr>
-          <w:rFonts w:ascii="Arial" w:cs="Arial" w:eastAsia="SimSun" w:hAnsi="Arial"/>
-          <w:sz w:val="21"/>
-          <w:szCs w:val="21"/>
-        </w:rPr>
-        <w:t xml:space="preserve">（2）本技术方案已在实际项目中得到验证，以某融资担保项目保后检查策略（策略编码DF_PRE_CONC_001，含12个规则集、82条规则、15个函数）为例，自动生成662条测试用例，执行通过率100%。</w:t>
-      </w:r>
-    </w:p>
-    <w:p>
-      <w:pPr>
-        <w:spacing w:after="100" w:line="360" w:lineRule="auto"/>
-        <w:ind w:firstLine="480"/>
-      </w:pPr>
-      <w:r>
-        <w:rPr>
-          <w:rFonts w:ascii="Arial" w:cs="Arial" w:eastAsia="SimSun" w:hAnsi="Arial"/>
-          <w:sz w:val="21"/>
-          <w:szCs w:val="21"/>
-        </w:rPr>
-        <w:t xml:space="preserve">（3）如有需要，可提供策略部署配置文档样本和测试报告样本供代理人参考。</w:t>
-      </w:r>
     </w:p>
     <w:sectPr>
       <w:headerReference w:type="default" r:id="rId7"/>

--- a/专利交底书/2026-07-16/专利技术交底书_面向风控决策引擎的策略自动化测试方法及系统.docx
+++ b/专利交底书/2026-07-16/专利技术交底书_面向风控决策引擎的策略自动化测试方法及系统.docx
@@ -1563,6 +1563,20 @@
           <w:sz w:val="21"/>
           <w:szCs w:val="21"/>
         </w:rPr>
+        <w:t xml:space="preserve">（f-2）时间窗口边界用例：自动检测规则表达式中包含"距今≤N天"、"最近N天内"等时间窗口条件的模式，根据当前日期自动计算临界日期值——生成距今恰好N天的命中用例和距今N+1天的未命中用例，用于验证时间敏感型规则在日期临界点的行为正确性。</w:t>
+      </w:r>
+    </w:p>
+    <w:p>
+      <w:pPr>
+        <w:spacing w:after="100" w:line="360" w:lineRule="auto"/>
+        <w:ind w:firstLine="480"/>
+      </w:pPr>
+      <w:r>
+        <w:rPr>
+          <w:rFonts w:ascii="Arial" w:cs="Arial" w:eastAsia="SimSun" w:hAnsi="Arial"/>
+          <w:sz w:val="21"/>
+          <w:szCs w:val="21"/>
+        </w:rPr>
         <w:t xml:space="preserve">（g）第三方数据Mock描述自动生成：根据规则入参字段与第三方数据接口出参字段的依赖关系，为每条规则级用例自动生成结构化的Mock数据描述，指明需要模拟的数据源接口、需填充的字段列表和建议的Mock数据结构。</w:t>
       </w:r>
     </w:p>
@@ -1578,6 +1592,20 @@
           <w:szCs w:val="21"/>
         </w:rPr>
         <w:t xml:space="preserve">（h）多模块覆盖：除规则级用例外，还自动生成函数级用例（覆盖评分计算、等级判定的各分支）、决策流分支覆盖用例（验证不同业务类型和企业类型组合下的路由正确性）、策略预警等级覆盖用例（构造使最终预警等级分别为各等级的组合场景）、以及跨子策略综合场景用例。</w:t>
+      </w:r>
+    </w:p>
+    <w:p>
+      <w:pPr>
+        <w:spacing w:after="100" w:line="360" w:lineRule="auto"/>
+        <w:ind w:firstLine="480"/>
+      </w:pPr>
+      <w:r>
+        <w:rPr>
+          <w:rFonts w:ascii="Arial" w:cs="Arial" w:eastAsia="SimSun" w:hAnsi="Arial"/>
+          <w:sz w:val="21"/>
+          <w:szCs w:val="21"/>
+        </w:rPr>
+        <w:t xml:space="preserve">（i）架构感知生成：在用例生成前，首先对策略的整体架构进行自动探测，区分两类典型架构并采用不同的生成策略——（i-1）三子策略架构（tripartite）：策略包含企业借款人、个人借款人、关联企业三个子策略，各子策略按业务场景（bizScenario）和企业类型（enterpriseType）的组合进行路由分发，用例生成时需覆盖所有路由组合，确保每个子策略均被独立触发和验证；（i-2）扁平架构（flat）：策略不含子策略层，规则集直接挂载在策略下，对此类架构采用三类专用生成器——规则集交叉矩阵生成器（对规则集的入参条件进行2的n次方组合覆盖，确保条件交叉场景无遗漏）、区域或集团专项模板生成器（针对含区域额度、集团集中度等特定业务规则自动生成区域维度的测试数据）、以及接口必填字段自检注入器（自动检测规则集依赖的第三方数据接口中必填字段缺失的场景）。架构探测通过分析策略配置中的子策略节点数量和规则集挂载层级自动完成，无需人工指定。</w:t>
       </w:r>
     </w:p>
     <w:p>
@@ -3066,6 +3094,112 @@
           </w:p>
         </w:tc>
       </w:tr>
+      <w:tr>
+        <w:tc>
+          <w:tcPr>
+            <w:tcW w:type="dxa" w:w="2500"/>
+            <w:tcBorders>
+              <w:top w:val="single" w:color="999999" w:sz="1"/>
+              <w:left w:val="single" w:color="999999" w:sz="1"/>
+              <w:bottom w:val="single" w:color="999999" w:sz="1"/>
+              <w:right w:val="single" w:color="999999" w:sz="1"/>
+            </w:tcBorders>
+            <w:vAlign w:val="center"/>
+          </w:tcPr>
+          <w:p>
+            <w:pPr>
+              <w:spacing w:after="40" w:before="40"/>
+              <w:ind w:left="80"/>
+            </w:pPr>
+            <w:r>
+              <w:rPr>
+                <w:rFonts w:ascii="Arial" w:cs="Arial" w:eastAsia="SimSun" w:hAnsi="Arial"/>
+                <w:sz w:val="18"/>
+                <w:szCs w:val="18"/>
+              </w:rPr>
+              <w:t xml:space="preserve">距今 &lt;= N天</w:t>
+            </w:r>
+          </w:p>
+        </w:tc>
+        <w:tc>
+          <w:tcPr>
+            <w:tcW w:type="dxa" w:w="2200"/>
+            <w:tcBorders>
+              <w:top w:val="single" w:color="999999" w:sz="1"/>
+              <w:left w:val="single" w:color="999999" w:sz="1"/>
+              <w:bottom w:val="single" w:color="999999" w:sz="1"/>
+              <w:right w:val="single" w:color="999999" w:sz="1"/>
+            </w:tcBorders>
+            <w:vAlign w:val="center"/>
+          </w:tcPr>
+          <w:p>
+            <w:pPr>
+              <w:spacing w:after="40" w:before="40"/>
+              <w:ind w:left="80"/>
+            </w:pPr>
+            <w:r>
+              <w:rPr>
+                <w:rFonts w:ascii="Arial" w:cs="Arial" w:eastAsia="SimSun" w:hAnsi="Arial"/>
+                <w:sz w:val="18"/>
+                <w:szCs w:val="18"/>
+              </w:rPr>
+              <w:t xml:space="preserve">时间窗口</w:t>
+            </w:r>
+          </w:p>
+        </w:tc>
+        <w:tc>
+          <w:tcPr>
+            <w:tcW w:type="dxa" w:w="2200"/>
+            <w:tcBorders>
+              <w:top w:val="single" w:color="999999" w:sz="1"/>
+              <w:left w:val="single" w:color="999999" w:sz="1"/>
+              <w:bottom w:val="single" w:color="999999" w:sz="1"/>
+              <w:right w:val="single" w:color="999999" w:sz="1"/>
+            </w:tcBorders>
+            <w:vAlign w:val="center"/>
+          </w:tcPr>
+          <w:p>
+            <w:pPr>
+              <w:spacing w:after="40" w:before="40"/>
+              <w:ind w:left="80"/>
+            </w:pPr>
+            <w:r>
+              <w:rPr>
+                <w:rFonts w:ascii="Arial" w:cs="Arial" w:eastAsia="SimSun" w:hAnsi="Arial"/>
+                <w:sz w:val="18"/>
+                <w:szCs w:val="18"/>
+              </w:rPr>
+              <w:t xml:space="preserve">距今N-1天</w:t>
+            </w:r>
+          </w:p>
+        </w:tc>
+        <w:tc>
+          <w:tcPr>
+            <w:tcW w:type="dxa" w:w="2126"/>
+            <w:tcBorders>
+              <w:top w:val="single" w:color="999999" w:sz="1"/>
+              <w:left w:val="single" w:color="999999" w:sz="1"/>
+              <w:bottom w:val="single" w:color="999999" w:sz="1"/>
+              <w:right w:val="single" w:color="999999" w:sz="1"/>
+            </w:tcBorders>
+            <w:vAlign w:val="center"/>
+          </w:tcPr>
+          <w:p>
+            <w:pPr>
+              <w:spacing w:after="40" w:before="40"/>
+              <w:ind w:left="80"/>
+            </w:pPr>
+            <w:r>
+              <w:rPr>
+                <w:rFonts w:ascii="Arial" w:cs="Arial" w:eastAsia="SimSun" w:hAnsi="Arial"/>
+                <w:sz w:val="18"/>
+                <w:szCs w:val="18"/>
+              </w:rPr>
+              <w:t xml:space="preserve">N天/N+1天日期临界</w:t>
+            </w:r>
+          </w:p>
+        </w:tc>
+      </w:tr>
     </w:tbl>
     <w:p>
       <w:pPr>
@@ -4210,21 +4344,21 @@
           <w:sz w:val="21"/>
           <w:szCs w:val="21"/>
         </w:rPr>
-        <w:t xml:space="preserve">（2）面向风控规则表达式的统一模式匹配引擎：通过模式注册表对规则表达式中的条件结构进行语义识别，支持十余种表达式模式（比较运算符、枚举、AND/OR复合条件、负数等），自动推导覆盖命中/未命中/边界值/条件拆解的完整测试用例集。</w:t>
-      </w:r>
-    </w:p>
-    <w:p>
-      <w:pPr>
-        <w:spacing w:after="100" w:line="360" w:lineRule="auto"/>
-        <w:ind w:firstLine="480"/>
-      </w:pPr>
-      <w:r>
-        <w:rPr>
-          <w:rFonts w:ascii="Arial" w:cs="Arial" w:eastAsia="SimSun" w:hAnsi="Arial"/>
-          <w:sz w:val="21"/>
-          <w:szCs w:val="21"/>
-        </w:rPr>
-        <w:t xml:space="preserve">（3）多模块测试用例自动生成：在规则级用例基础上，自动生成函数级用例、决策流分支覆盖用例、策略预警等级覆盖用例和跨子策略综合场景用例，实现决策引擎各执行模块的端到端覆盖。</w:t>
+        <w:t xml:space="preserve">（2）面向风控规则表达式的统一模式匹配引擎：通过模式注册表对规则表达式中的条件结构进行语义识别，支持十余种表达式模式（比较运算符、枚举、AND/OR复合条件、负数、时间窗口等），自动推导覆盖命中/未命中/边界值/条件拆解/日期临界的完整测试用例集。</w:t>
+      </w:r>
+    </w:p>
+    <w:p>
+      <w:pPr>
+        <w:spacing w:after="100" w:line="360" w:lineRule="auto"/>
+        <w:ind w:firstLine="480"/>
+      </w:pPr>
+      <w:r>
+        <w:rPr>
+          <w:rFonts w:ascii="Arial" w:cs="Arial" w:eastAsia="SimSun" w:hAnsi="Arial"/>
+          <w:sz w:val="21"/>
+          <w:szCs w:val="21"/>
+        </w:rPr>
+        <w:t xml:space="preserve">（3）架构感知的多模块测试用例自动生成：在用例生成前自动探测策略架构类型（三子策略架构或扁平架构），针对不同架构采用不同的生成策略；在规则级用例基础上，自动生成函数级用例、决策流分支覆盖用例、策略预警等级覆盖用例和跨子策略综合场景用例，实现决策引擎各执行模块的端到端覆盖。</w:t>
       </w:r>
     </w:p>
     <w:p>
@@ -4420,7 +4554,7 @@
           <w:sz w:val="21"/>
           <w:szCs w:val="21"/>
         </w:rPr>
-        <w:t xml:space="preserve">根据权利要求1所述的方法，其特征在于，步骤S2中的模式注册表支持识别以下条件结构：比较运算符与数值、百分比、天数或金额阈值的组合，枚举匹配，布尔匹配，复合AND条件和复合OR条件，负数表达式；所述模式注册表对表达式进行归一化预处理，包括全角字符转半角和特殊符号替换。</w:t>
+        <w:t xml:space="preserve">根据权利要求1所述的方法，其特征在于，步骤S2中的模式注册表支持识别以下条件结构：比较运算符与数值、百分比、天数或金额阈值的组合，枚举匹配，布尔匹配，复合AND条件和复合OR条件，负数表达式，以及时间窗口条件；所述模式注册表对表达式进行归一化预处理，包括全角字符转半角和特殊符号替换；所述时间窗口条件是指自动检测表达式中"距今≤N天"或"最近N天内"的模式，根据当前日期计算临界日期值，生成恰好N天的命中用例和N+1天的未命中用例。</w:t>
       </w:r>
     </w:p>
     <w:p>
@@ -4510,7 +4644,7 @@
           <w:sz w:val="21"/>
           <w:szCs w:val="21"/>
         </w:rPr>
-        <w:t xml:space="preserve">根据权利要求1所述的方法，其特征在于，步骤S2中还自动生成以下类型的测试用例：函数级用例，覆盖评分计算和等级判定的各分支；决策流分支覆盖用例，验证不同业务类型和企业类型组合下的路由正确性；策略预警等级覆盖用例，构造使最终预警等级分别为各等级的组合场景；以及跨子策略综合场景用例。</w:t>
+        <w:t xml:space="preserve">根据权利要求1所述的方法，其特征在于，步骤S2中还自动生成以下类型的测试用例：函数级用例，覆盖评分计算和等级判定的各分支；决策流分支覆盖用例，验证不同业务类型和企业类型组合下的路由正确性；策略预警等级覆盖用例，构造使最终预警等级分别为各等级的组合场景；以及跨子策略综合场景用例；步骤S2在用例生成前还包括架构感知步骤：自动探测策略的整体架构类型，对三子策略架构按业务场景和企业类型的组合进行路由覆盖，对扁平架构采用规则集交叉矩阵生成器进行2的n次方条件组合覆盖、区域专项模板生成器和接口必填字段自检注入器。</w:t>
       </w:r>
     </w:p>
     <w:p>

--- a/专利交底书/2026-07-16/专利技术交底书_面向风控决策引擎的策略自动化测试方法及系统.docx
+++ b/专利交底书/2026-07-16/专利技术交底书_面向风控决策引擎的策略自动化测试方法及系统.docx
@@ -727,7 +727,9 @@
     </w:p>
     <w:p>
       <w:pPr>
-        <w:spacing w:after="100" w:before="200" w:line="5465" w:lineRule="atLeast"/>
+        <w:keepNext/>
+        <w:keepLines/>
+        <w:spacing w:after="120" w:before="300" w:line="5665" w:lineRule="atLeast"/>
         <w:jc w:val="center"/>
       </w:pPr>
       <w:r>
@@ -773,7 +775,8 @@
     </w:p>
     <w:p>
       <w:pPr>
-        <w:spacing w:after="200" w:before="60"/>
+        <w:keepNext w:val="false"/>
+        <w:spacing w:after="240" w:before="60"/>
         <w:jc w:val="center"/>
       </w:pPr>
       <w:r>
@@ -1640,7 +1643,9 @@
     </w:p>
     <w:p>
       <w:pPr>
-        <w:spacing w:after="100" w:before="200" w:line="7460" w:lineRule="atLeast"/>
+        <w:keepNext/>
+        <w:keepLines/>
+        <w:spacing w:after="120" w:before="300" w:line="7660" w:lineRule="atLeast"/>
         <w:jc w:val="center"/>
       </w:pPr>
       <w:r>
@@ -1686,7 +1691,8 @@
     </w:p>
     <w:p>
       <w:pPr>
-        <w:spacing w:after="200" w:before="60"/>
+        <w:keepNext w:val="false"/>
+        <w:spacing w:after="240" w:before="60"/>
         <w:jc w:val="center"/>
       </w:pPr>
       <w:r>
@@ -3436,7 +3442,9 @@
     </w:p>
     <w:p>
       <w:pPr>
-        <w:spacing w:after="100" w:before="200" w:line="6695" w:lineRule="atLeast"/>
+        <w:keepNext/>
+        <w:keepLines/>
+        <w:spacing w:after="120" w:before="300" w:line="6895" w:lineRule="atLeast"/>
         <w:jc w:val="center"/>
       </w:pPr>
       <w:r>
@@ -3482,7 +3490,8 @@
     </w:p>
     <w:p>
       <w:pPr>
-        <w:spacing w:after="200" w:before="60"/>
+        <w:keepNext w:val="false"/>
+        <w:spacing w:after="240" w:before="60"/>
         <w:jc w:val="center"/>
       </w:pPr>
       <w:r>
@@ -4257,7 +4266,9 @@
     </w:p>
     <w:p>
       <w:pPr>
-        <w:spacing w:after="100" w:before="200" w:line="5615" w:lineRule="atLeast"/>
+        <w:keepNext/>
+        <w:keepLines/>
+        <w:spacing w:after="120" w:before="300" w:line="5815" w:lineRule="atLeast"/>
         <w:jc w:val="center"/>
       </w:pPr>
       <w:r>
@@ -4303,7 +4314,8 @@
     </w:p>
     <w:p>
       <w:pPr>
-        <w:spacing w:after="200" w:before="60"/>
+        <w:keepNext w:val="false"/>
+        <w:spacing w:after="240" w:before="60"/>
         <w:jc w:val="center"/>
       </w:pPr>
       <w:r>

--- a/专利交底书/2026-07-16/专利技术交底书_面向风控决策引擎的策略自动化测试方法及系统.docx
+++ b/专利交底书/2026-07-16/专利技术交底书_面向风控决策引擎的策略自动化测试方法及系统.docx
@@ -729,13 +729,13 @@
       <w:pPr>
         <w:keepNext/>
         <w:keepLines/>
-        <w:spacing w:after="120" w:before="300" w:line="5665" w:lineRule="atLeast"/>
+        <w:spacing w:after="120" w:before="300" w:line="5065" w:lineRule="atLeast"/>
         <w:jc w:val="center"/>
       </w:pPr>
       <w:r>
         <w:drawing>
           <wp:inline distT="0" distB="0" distL="0" distR="0">
-            <wp:extent cx="3810000" cy="3343275"/>
+            <wp:extent cx="3810000" cy="2962275"/>
             <wp:effectExtent t="0" r="0" b="0" l="0"/>
             <wp:docPr id="1" name="fig1_system_flow.png" descr="fig1_system_flow.png" title="fig1_system_flow.png"/>
             <wp:cNvGraphicFramePr>
@@ -760,7 +760,7 @@
                   <pic:spPr bwMode="auto">
                     <a:xfrm>
                       <a:off x="0" y="0"/>
-                      <a:ext cx="3810000" cy="3343275"/>
+                      <a:ext cx="3810000" cy="2962275"/>
                     </a:xfrm>
                     <a:prstGeom prst="rect">
                       <a:avLst/>
@@ -1645,13 +1645,13 @@
       <w:pPr>
         <w:keepNext/>
         <w:keepLines/>
-        <w:spacing w:after="120" w:before="300" w:line="7660" w:lineRule="atLeast"/>
+        <w:spacing w:after="120" w:before="300" w:line="4525" w:lineRule="atLeast"/>
         <w:jc w:val="center"/>
       </w:pPr>
       <w:r>
         <w:drawing>
           <wp:inline distT="0" distB="0" distL="0" distR="0">
-            <wp:extent cx="3810000" cy="4610100"/>
+            <wp:extent cx="3810000" cy="2619375"/>
             <wp:effectExtent t="0" r="0" b="0" l="0"/>
             <wp:docPr id="1" name="fig2_pattern_engine.png" descr="fig2_pattern_engine.png" title="fig2_pattern_engine.png"/>
             <wp:cNvGraphicFramePr>
@@ -1676,7 +1676,7 @@
                   <pic:spPr bwMode="auto">
                     <a:xfrm>
                       <a:off x="0" y="0"/>
-                      <a:ext cx="3810000" cy="4610100"/>
+                      <a:ext cx="3810000" cy="2619375"/>
                     </a:xfrm>
                     <a:prstGeom prst="rect">
                       <a:avLst/>
@@ -3444,13 +3444,13 @@
       <w:pPr>
         <w:keepNext/>
         <w:keepLines/>
-        <w:spacing w:after="120" w:before="300" w:line="6895" w:lineRule="atLeast"/>
+        <w:spacing w:after="120" w:before="300" w:line="4615" w:lineRule="atLeast"/>
         <w:jc w:val="center"/>
       </w:pPr>
       <w:r>
         <w:drawing>
           <wp:inline distT="0" distB="0" distL="0" distR="0">
-            <wp:extent cx="3810000" cy="4124325"/>
+            <wp:extent cx="3810000" cy="2676525"/>
             <wp:effectExtent t="0" r="0" b="0" l="0"/>
             <wp:docPr id="1" name="fig3_multilayer_verify.png" descr="fig3_multilayer_verify.png" title="fig3_multilayer_verify.png"/>
             <wp:cNvGraphicFramePr>
@@ -3475,7 +3475,7 @@
                   <pic:spPr bwMode="auto">
                     <a:xfrm>
                       <a:off x="0" y="0"/>
-                      <a:ext cx="3810000" cy="4124325"/>
+                      <a:ext cx="3810000" cy="2676525"/>
                     </a:xfrm>
                     <a:prstGeom prst="rect">
                       <a:avLst/>
@@ -4268,13 +4268,13 @@
       <w:pPr>
         <w:keepNext/>
         <w:keepLines/>
-        <w:spacing w:after="120" w:before="300" w:line="5815" w:lineRule="atLeast"/>
+        <w:spacing w:after="120" w:before="300" w:line="3220" w:lineRule="atLeast"/>
         <w:jc w:val="center"/>
       </w:pPr>
       <w:r>
         <w:drawing>
           <wp:inline distT="0" distB="0" distL="0" distR="0">
-            <wp:extent cx="3810000" cy="3438525"/>
+            <wp:extent cx="3810000" cy="1790700"/>
             <wp:effectExtent t="0" r="0" b="0" l="0"/>
             <wp:docPr id="1" name="fig4_comparison_engine.png" descr="fig4_comparison_engine.png" title="fig4_comparison_engine.png"/>
             <wp:cNvGraphicFramePr>
@@ -4299,7 +4299,7 @@
                   <pic:spPr bwMode="auto">
                     <a:xfrm>
                       <a:off x="0" y="0"/>
-                      <a:ext cx="3810000" cy="3438525"/>
+                      <a:ext cx="3810000" cy="1790700"/>
                     </a:xfrm>
                     <a:prstGeom prst="rect">
                       <a:avLst/>

--- a/专利交底书/2026-07-16/专利技术交底书_面向风控决策引擎的策略自动化测试方法及系统.docx
+++ b/专利交底书/2026-07-16/专利技术交底书_面向风控决策引擎的策略自动化测试方法及系统.docx
@@ -729,13 +729,13 @@
       <w:pPr>
         <w:keepNext/>
         <w:keepLines/>
-        <w:spacing w:after="120" w:before="300" w:line="5065" w:lineRule="atLeast"/>
+        <w:spacing w:after="120" w:before="300" w:line="5665" w:lineRule="atLeast"/>
         <w:jc w:val="center"/>
       </w:pPr>
       <w:r>
         <w:drawing>
           <wp:inline distT="0" distB="0" distL="0" distR="0">
-            <wp:extent cx="3810000" cy="2962275"/>
+            <wp:extent cx="3810000" cy="3343275"/>
             <wp:effectExtent t="0" r="0" b="0" l="0"/>
             <wp:docPr id="1" name="fig1_system_flow.png" descr="fig1_system_flow.png" title="fig1_system_flow.png"/>
             <wp:cNvGraphicFramePr>
@@ -760,7 +760,7 @@
                   <pic:spPr bwMode="auto">
                     <a:xfrm>
                       <a:off x="0" y="0"/>
-                      <a:ext cx="3810000" cy="2962275"/>
+                      <a:ext cx="3810000" cy="3343275"/>
                     </a:xfrm>
                     <a:prstGeom prst="rect">
                       <a:avLst/>
@@ -1645,13 +1645,13 @@
       <w:pPr>
         <w:keepNext/>
         <w:keepLines/>
-        <w:spacing w:after="120" w:before="300" w:line="4525" w:lineRule="atLeast"/>
+        <w:spacing w:after="120" w:before="300" w:line="7660" w:lineRule="atLeast"/>
         <w:jc w:val="center"/>
       </w:pPr>
       <w:r>
         <w:drawing>
           <wp:inline distT="0" distB="0" distL="0" distR="0">
-            <wp:extent cx="3810000" cy="2619375"/>
+            <wp:extent cx="3810000" cy="4610100"/>
             <wp:effectExtent t="0" r="0" b="0" l="0"/>
             <wp:docPr id="1" name="fig2_pattern_engine.png" descr="fig2_pattern_engine.png" title="fig2_pattern_engine.png"/>
             <wp:cNvGraphicFramePr>
@@ -1676,7 +1676,7 @@
                   <pic:spPr bwMode="auto">
                     <a:xfrm>
                       <a:off x="0" y="0"/>
-                      <a:ext cx="3810000" cy="2619375"/>
+                      <a:ext cx="3810000" cy="4610100"/>
                     </a:xfrm>
                     <a:prstGeom prst="rect">
                       <a:avLst/>
@@ -3444,13 +3444,13 @@
       <w:pPr>
         <w:keepNext/>
         <w:keepLines/>
-        <w:spacing w:after="120" w:before="300" w:line="4615" w:lineRule="atLeast"/>
+        <w:spacing w:after="120" w:before="300" w:line="6895" w:lineRule="atLeast"/>
         <w:jc w:val="center"/>
       </w:pPr>
       <w:r>
         <w:drawing>
           <wp:inline distT="0" distB="0" distL="0" distR="0">
-            <wp:extent cx="3810000" cy="2676525"/>
+            <wp:extent cx="3810000" cy="4124325"/>
             <wp:effectExtent t="0" r="0" b="0" l="0"/>
             <wp:docPr id="1" name="fig3_multilayer_verify.png" descr="fig3_multilayer_verify.png" title="fig3_multilayer_verify.png"/>
             <wp:cNvGraphicFramePr>
@@ -3475,7 +3475,7 @@
                   <pic:spPr bwMode="auto">
                     <a:xfrm>
                       <a:off x="0" y="0"/>
-                      <a:ext cx="3810000" cy="2676525"/>
+                      <a:ext cx="3810000" cy="4124325"/>
                     </a:xfrm>
                     <a:prstGeom prst="rect">
                       <a:avLst/>
@@ -4268,13 +4268,13 @@
       <w:pPr>
         <w:keepNext/>
         <w:keepLines/>
-        <w:spacing w:after="120" w:before="300" w:line="3220" w:lineRule="atLeast"/>
+        <w:spacing w:after="120" w:before="300" w:line="5815" w:lineRule="atLeast"/>
         <w:jc w:val="center"/>
       </w:pPr>
       <w:r>
         <w:drawing>
           <wp:inline distT="0" distB="0" distL="0" distR="0">
-            <wp:extent cx="3810000" cy="1790700"/>
+            <wp:extent cx="3810000" cy="3438525"/>
             <wp:effectExtent t="0" r="0" b="0" l="0"/>
             <wp:docPr id="1" name="fig4_comparison_engine.png" descr="fig4_comparison_engine.png" title="fig4_comparison_engine.png"/>
             <wp:cNvGraphicFramePr>
@@ -4299,7 +4299,7 @@
                   <pic:spPr bwMode="auto">
                     <a:xfrm>
                       <a:off x="0" y="0"/>
-                      <a:ext cx="3810000" cy="1790700"/>
+                      <a:ext cx="3810000" cy="3438525"/>
                     </a:xfrm>
                     <a:prstGeom prst="rect">
                       <a:avLst/>

--- a/专利交底书/2026-07-16/专利技术交底书_面向风控决策引擎的策略自动化测试方法及系统.docx
+++ b/专利交底书/2026-07-16/专利技术交底书_面向风控决策引擎的策略自动化测试方法及系统.docx
@@ -3444,13 +3444,13 @@
       <w:pPr>
         <w:keepNext/>
         <w:keepLines/>
-        <w:spacing w:after="120" w:before="300" w:line="6895" w:lineRule="atLeast"/>
+        <w:spacing w:after="120" w:before="300" w:line="6880" w:lineRule="atLeast"/>
         <w:jc w:val="center"/>
       </w:pPr>
       <w:r>
         <w:drawing>
           <wp:inline distT="0" distB="0" distL="0" distR="0">
-            <wp:extent cx="3810000" cy="4124325"/>
+            <wp:extent cx="3810000" cy="4114800"/>
             <wp:effectExtent t="0" r="0" b="0" l="0"/>
             <wp:docPr id="1" name="fig3_multilayer_verify.png" descr="fig3_multilayer_verify.png" title="fig3_multilayer_verify.png"/>
             <wp:cNvGraphicFramePr>
@@ -3475,7 +3475,7 @@
                   <pic:spPr bwMode="auto">
                     <a:xfrm>
                       <a:off x="0" y="0"/>
-                      <a:ext cx="3810000" cy="4124325"/>
+                      <a:ext cx="3810000" cy="4114800"/>
                     </a:xfrm>
                     <a:prstGeom prst="rect">
                       <a:avLst/>
@@ -4268,13 +4268,13 @@
       <w:pPr>
         <w:keepNext/>
         <w:keepLines/>
-        <w:spacing w:after="120" w:before="300" w:line="5815" w:lineRule="atLeast"/>
+        <w:spacing w:after="120" w:before="300" w:line="6160" w:lineRule="atLeast"/>
         <w:jc w:val="center"/>
       </w:pPr>
       <w:r>
         <w:drawing>
           <wp:inline distT="0" distB="0" distL="0" distR="0">
-            <wp:extent cx="3810000" cy="3438525"/>
+            <wp:extent cx="3810000" cy="3657600"/>
             <wp:effectExtent t="0" r="0" b="0" l="0"/>
             <wp:docPr id="1" name="fig4_comparison_engine.png" descr="fig4_comparison_engine.png" title="fig4_comparison_engine.png"/>
             <wp:cNvGraphicFramePr>
@@ -4299,7 +4299,7 @@
                   <pic:spPr bwMode="auto">
                     <a:xfrm>
                       <a:off x="0" y="0"/>
-                      <a:ext cx="3810000" cy="3438525"/>
+                      <a:ext cx="3810000" cy="3657600"/>
                     </a:xfrm>
                     <a:prstGeom prst="rect">
                       <a:avLst/>

--- a/专利交底书/2026-07-16/专利技术交底书_面向风控决策引擎的策略自动化测试方法及系统.docx
+++ b/专利交底书/2026-07-16/专利技术交底书_面向风控决策引擎的策略自动化测试方法及系统.docx
@@ -1596,49 +1596,49 @@
           <w:sz w:val="21"/>
           <w:szCs w:val="21"/>
         </w:rPr>
-        <w:t xml:space="preserve">（f-2）时间窗口边界用例：自动检测规则表达式中包含"距今≤N天"、"最近N天内"等时间窗口条件的模式，根据当前日期自动计算临界日期值——生成距今恰好N天的命中用例和距今N+1天的未命中用例，用于验证时间敏感型规则在日期临界点的行为正确性。</w:t>
-      </w:r>
-    </w:p>
-    <w:p>
-      <w:pPr>
-        <w:spacing w:after="100" w:line="360" w:lineRule="auto"/>
-        <w:ind w:firstLine="480"/>
-      </w:pPr>
-      <w:r>
-        <w:rPr>
-          <w:rFonts w:ascii="Arial" w:cs="Arial" w:eastAsia="SimSun" w:hAnsi="Arial"/>
-          <w:sz w:val="21"/>
-          <w:szCs w:val="21"/>
-        </w:rPr>
-        <w:t xml:space="preserve">（g）第三方数据Mock描述自动生成：根据规则入参字段与第三方数据接口出参字段的依赖关系，为每条规则级用例自动生成结构化的Mock数据描述，指明需要模拟的数据源接口、需填充的字段列表和建议的Mock数据结构。</w:t>
-      </w:r>
-    </w:p>
-    <w:p>
-      <w:pPr>
-        <w:spacing w:after="100" w:line="360" w:lineRule="auto"/>
-        <w:ind w:firstLine="480"/>
-      </w:pPr>
-      <w:r>
-        <w:rPr>
-          <w:rFonts w:ascii="Arial" w:cs="Arial" w:eastAsia="SimSun" w:hAnsi="Arial"/>
-          <w:sz w:val="21"/>
-          <w:szCs w:val="21"/>
-        </w:rPr>
-        <w:t xml:space="preserve">（h）多模块覆盖：除规则级用例外，还自动生成函数级用例（覆盖评分计算、等级判定的各分支）、决策流分支覆盖用例（验证不同业务类型和企业类型组合下的路由正确性）、策略预警等级覆盖用例（构造使最终预警等级分别为各等级的组合场景）、以及跨子策略综合场景用例。</w:t>
-      </w:r>
-    </w:p>
-    <w:p>
-      <w:pPr>
-        <w:spacing w:after="100" w:line="360" w:lineRule="auto"/>
-        <w:ind w:firstLine="480"/>
-      </w:pPr>
-      <w:r>
-        <w:rPr>
-          <w:rFonts w:ascii="Arial" w:cs="Arial" w:eastAsia="SimSun" w:hAnsi="Arial"/>
-          <w:sz w:val="21"/>
-          <w:szCs w:val="21"/>
-        </w:rPr>
-        <w:t xml:space="preserve">（i）架构感知生成：在用例生成前，首先对策略的整体架构进行自动探测，区分两类典型架构并采用不同的生成策略——（i-1）三子策略架构（tripartite）：策略包含企业借款人、个人借款人、关联企业三个子策略，各子策略按业务场景（bizScenario）和企业类型（enterpriseType）的组合进行路由分发，用例生成时需覆盖所有路由组合，确保每个子策略均被独立触发和验证；（i-2）扁平架构（flat）：策略不含子策略层，规则集直接挂载在策略下，对此类架构采用三类专用生成器——规则集交叉矩阵生成器（对规则集的入参条件进行2的n次方组合覆盖，确保条件交叉场景无遗漏）、区域或集团专项模板生成器（针对含区域额度、集团集中度等特定业务规则自动生成区域维度的测试数据）、以及接口必填字段自检注入器（自动检测规则集依赖的第三方数据接口中必填字段缺失的场景）。架构探测通过分析策略配置中的子策略节点数量和规则集挂载层级自动完成，无需人工指定。</w:t>
+        <w:t xml:space="preserve">（g）时间窗口边界用例：自动检测规则表达式中包含"距今≤N天"、"最近N天内"等时间窗口条件的模式，根据当前日期自动计算临界日期值——生成距今恰好N天的命中用例和距今N+1天的未命中用例，用于验证时间敏感型规则在日期临界点的行为正确性。</w:t>
+      </w:r>
+    </w:p>
+    <w:p>
+      <w:pPr>
+        <w:spacing w:after="100" w:line="360" w:lineRule="auto"/>
+        <w:ind w:firstLine="480"/>
+      </w:pPr>
+      <w:r>
+        <w:rPr>
+          <w:rFonts w:ascii="Arial" w:cs="Arial" w:eastAsia="SimSun" w:hAnsi="Arial"/>
+          <w:sz w:val="21"/>
+          <w:szCs w:val="21"/>
+        </w:rPr>
+        <w:t xml:space="preserve">（h）第三方数据Mock描述自动生成：根据规则入参字段与第三方数据接口出参字段的依赖关系，为每条规则级用例自动生成结构化的Mock数据描述，指明需要模拟的数据源接口、需填充的字段列表和建议的Mock数据结构。</w:t>
+      </w:r>
+    </w:p>
+    <w:p>
+      <w:pPr>
+        <w:spacing w:after="100" w:line="360" w:lineRule="auto"/>
+        <w:ind w:firstLine="480"/>
+      </w:pPr>
+      <w:r>
+        <w:rPr>
+          <w:rFonts w:ascii="Arial" w:cs="Arial" w:eastAsia="SimSun" w:hAnsi="Arial"/>
+          <w:sz w:val="21"/>
+          <w:szCs w:val="21"/>
+        </w:rPr>
+        <w:t xml:space="preserve">（i）多模块覆盖：除规则级用例外，还自动生成函数级用例（覆盖评分计算、等级判定的各分支）、决策流分支覆盖用例（验证不同业务类型和企业类型组合下的路由正确性）、策略预警等级覆盖用例（构造使最终预警等级分别为各等级的组合场景）、以及跨子策略综合场景用例。</w:t>
+      </w:r>
+    </w:p>
+    <w:p>
+      <w:pPr>
+        <w:spacing w:after="100" w:line="360" w:lineRule="auto"/>
+        <w:ind w:firstLine="480"/>
+      </w:pPr>
+      <w:r>
+        <w:rPr>
+          <w:rFonts w:ascii="Arial" w:cs="Arial" w:eastAsia="SimSun" w:hAnsi="Arial"/>
+          <w:sz w:val="21"/>
+          <w:szCs w:val="21"/>
+        </w:rPr>
+        <w:t xml:space="preserve">（j）架构感知生成：在用例生成前，首先对策略的整体架构进行自动探测，区分两类典型架构并采用不同的生成策略——（j-1）三子策略架构（tripartite）：策略包含企业借款人、个人借款人、关联企业三个子策略，各子策略按业务场景（bizScenario）和企业类型（enterpriseType）的组合进行路由分发，用例生成时需覆盖所有路由组合，确保每个子策略均被独立触发和验证；（j-2）扁平架构（flat）：策略不含子策略层，规则集直接挂载在策略下，对此类架构采用三类专用生成器——规则集交叉矩阵生成器（对规则集的入参条件进行2的n次方组合覆盖，确保条件交叉场景无遗漏）、区域或集团专项模板生成器（针对含区域额度、集团集中度等特定业务规则自动生成区域维度的测试数据）、以及接口必填字段自检注入器（自动检测规则集依赖的第三方数据接口中必填字段缺失的场景）。架构探测通过分析策略配置中的子策略节点数量和规则集挂载层级自动完成，无需人工指定。</w:t>
       </w:r>
     </w:p>
     <w:p>

--- a/专利交底书/2026-07-16/专利技术交底书_面向风控决策引擎的策略自动化测试方法及系统.docx
+++ b/专利交底书/2026-07-16/专利技术交底书_面向风控决策引擎的策略自动化测试方法及系统.docx
@@ -306,21 +306,21 @@
           <w:sz w:val="21"/>
           <w:szCs w:val="21"/>
         </w:rPr>
-        <w:t xml:space="preserve">本发明要解决的技术问题是：如何从风控决策引擎的策略部署配置文档出发，自动完成测试用例生成、批量执行、多层验证和报告输出的全流程，将传统依赖人工的策略测试方式转变为全链路自动化，显著提高测试效率和覆盖度。</w:t>
-      </w:r>
-    </w:p>
-    <w:p>
-      <w:pPr>
-        <w:spacing w:after="100" w:line="360" w:lineRule="auto"/>
-        <w:ind w:firstLine="480"/>
-      </w:pPr>
-      <w:r>
-        <w:rPr>
-          <w:rFonts w:ascii="Arial" w:cs="Arial" w:eastAsia="SimSun" w:hAnsi="Arial"/>
-          <w:sz w:val="21"/>
-          <w:szCs w:val="21"/>
-        </w:rPr>
-        <w:t xml:space="preserve">本发明通过五步法实现策略测试的全链路自动化：首先从多Sheet页策略部署配置文档中自动提取结构化策略模型并建立跨维度关联；然后通过统一的规则表达式模式匹配引擎进行语义分析，自动推导覆盖规则级、函数级、决策流级和跨子策略场景的多维度测试用例集；再将用例批量提交到决策引擎并支持断点续传；然后基于决策引擎的层级执行模型进行五层递进验证；最后通过多维度语义比对引擎消除输出格式差异并生成结构化测试报告。</w:t>
+        <w:t xml:space="preserve">本发明要解决的技术问题是：如何从风控决策引擎的策略部署配置文档出发，自动完成测试用例生成、批量执行、多层验证、报告输出和受控修复的全流程，将传统依赖人工的策略测试方式转变为全链路自动化，显著提高测试效率和覆盖度。</w:t>
+      </w:r>
+    </w:p>
+    <w:p>
+      <w:pPr>
+        <w:spacing w:after="100" w:line="360" w:lineRule="auto"/>
+        <w:ind w:firstLine="480"/>
+      </w:pPr>
+      <w:r>
+        <w:rPr>
+          <w:rFonts w:ascii="Arial" w:cs="Arial" w:eastAsia="SimSun" w:hAnsi="Arial"/>
+          <w:sz w:val="21"/>
+          <w:szCs w:val="21"/>
+        </w:rPr>
+        <w:t xml:space="preserve">本发明通过六步法实现策略测试的全链路自动化：首先从多Sheet页策略部署配置文档中自动提取结构化策略模型并建立跨维度关联；然后通过统一的规则表达式模式匹配引擎进行语义分析，自动推导覆盖规则级、函数级、决策流级和跨子策略场景的多维度测试用例集；再将用例批量提交到决策引擎并支持断点续传；然后基于决策引擎的层级执行模型进行五层递进验证；再通过多维度语义比对引擎消除输出格式差异并生成结构化测试报告；最后基于分层执行证据进行受控修复，在测试预期不可修改的约束下生成修复补丁并通过隔离环境验证。</w:t>
       </w:r>
     </w:p>
     <w:p>
@@ -575,7 +575,7 @@
           <w:sz w:val="21"/>
           <w:szCs w:val="21"/>
         </w:rPr>
-        <w:t xml:space="preserve">提供一种面向风控决策引擎的策略自动化测试方法，从策略部署配置文档出发，通过多维文档解析、规则表达式语义分析自动生成多维度测试用例、批量提交与断点续传、基于决策引擎层级模型的多层递进验证、以及多维度语义比对引擎消除输出格式差异并生成结构化测试报告，实现风控策略测试从人工方式到全链路自动化的转变。</w:t>
+        <w:t xml:space="preserve">提供一种面向风控决策引擎的策略自动化测试方法，从策略部署配置文档出发，通过多维文档解析、规则表达式语义分析自动生成多维度测试用例、批量提交与断点续传、基于决策引擎层级模型的多层递进验证、多维度语义比对引擎消除输出格式差异并生成结构化测试报告、以及基于分层执行证据的受控修复机制，实现风控策略测试从人工方式到"生成—验证—受控修复"全链路自动化的转变。</w:t>
       </w:r>
     </w:p>
     <w:p>
@@ -723,6 +723,20 @@
           <w:szCs w:val="21"/>
         </w:rPr>
         <w:t xml:space="preserve">f. 策略发现模块：负责通过决策引擎API自动发现策略的基础配置信息（版本号、业务类型等），实现新策略的快速接入。该模块在步骤S3执行前自动调用，获取策略标识和版本号等参数，避免人工配置。</w:t>
+      </w:r>
+    </w:p>
+    <w:p>
+      <w:pPr>
+        <w:spacing w:after="100" w:line="360" w:lineRule="auto"/>
+        <w:ind w:firstLine="480"/>
+      </w:pPr>
+      <w:r>
+        <w:rPr>
+          <w:rFonts w:ascii="Arial" w:cs="Arial" w:eastAsia="SimSun" w:hAnsi="Arial"/>
+          <w:sz w:val="21"/>
+          <w:szCs w:val="21"/>
+        </w:rPr>
+        <w:t xml:space="preserve">g. 受控修复模块：负责基于多层验证证据和比对结果进行根因定位，在"测试预期不可修改"的约束下生成修复补丁，通过隔离环境重执行验证补丁有效性，对涉及预期结果修改、用例删除或检测策略变更的操作强制人工审核门禁。</w:t>
       </w:r>
     </w:p>
     <w:p>
@@ -799,7 +813,7 @@
           <w:sz w:val="21"/>
           <w:szCs w:val="21"/>
         </w:rPr>
-        <w:t xml:space="preserve">本发明的方法包括五个主要步骤：</w:t>
+        <w:t xml:space="preserve">本发明的方法包括六个主要步骤：</w:t>
       </w:r>
     </w:p>
     <w:tbl>
@@ -1307,6 +1321,86 @@
                 <w:szCs w:val="18"/>
               </w:rPr>
               <w:t xml:space="preserve">多维度比对引擎判定结果并生成结构化报告</w:t>
+            </w:r>
+          </w:p>
+        </w:tc>
+      </w:tr>
+      <w:tr>
+        <w:tc>
+          <w:tcPr>
+            <w:tcW w:type="dxa" w:w="800"/>
+            <w:tcBorders>
+              <w:top w:val="single" w:color="999999" w:sz="1"/>
+              <w:left w:val="single" w:color="999999" w:sz="1"/>
+              <w:bottom w:val="single" w:color="999999" w:sz="1"/>
+              <w:right w:val="single" w:color="999999" w:sz="1"/>
+            </w:tcBorders>
+            <w:vAlign w:val="center"/>
+          </w:tcPr>
+          <w:p>
+            <w:pPr>
+              <w:spacing w:after="40" w:before="40"/>
+              <w:jc w:val="center"/>
+            </w:pPr>
+            <w:r>
+              <w:rPr>
+                <w:rFonts w:ascii="Arial" w:cs="Arial" w:eastAsia="SimSun" w:hAnsi="Arial"/>
+                <w:sz w:val="18"/>
+                <w:szCs w:val="18"/>
+              </w:rPr>
+              <w:t xml:space="preserve">S6</w:t>
+            </w:r>
+          </w:p>
+        </w:tc>
+        <w:tc>
+          <w:tcPr>
+            <w:tcW w:type="dxa" w:w="2200"/>
+            <w:tcBorders>
+              <w:top w:val="single" w:color="999999" w:sz="1"/>
+              <w:left w:val="single" w:color="999999" w:sz="1"/>
+              <w:bottom w:val="single" w:color="999999" w:sz="1"/>
+              <w:right w:val="single" w:color="999999" w:sz="1"/>
+            </w:tcBorders>
+            <w:vAlign w:val="center"/>
+          </w:tcPr>
+          <w:p>
+            <w:pPr>
+              <w:spacing w:after="40" w:before="40"/>
+              <w:ind w:left="80"/>
+            </w:pPr>
+            <w:r>
+              <w:rPr>
+                <w:rFonts w:ascii="Arial" w:cs="Arial" w:eastAsia="SimSun" w:hAnsi="Arial"/>
+                <w:sz w:val="18"/>
+                <w:szCs w:val="18"/>
+              </w:rPr>
+              <w:t xml:space="preserve">受控修复与验证</w:t>
+            </w:r>
+          </w:p>
+        </w:tc>
+        <w:tc>
+          <w:tcPr>
+            <w:tcW w:type="dxa" w:w="6026"/>
+            <w:tcBorders>
+              <w:top w:val="single" w:color="999999" w:sz="1"/>
+              <w:left w:val="single" w:color="999999" w:sz="1"/>
+              <w:bottom w:val="single" w:color="999999" w:sz="1"/>
+              <w:right w:val="single" w:color="999999" w:sz="1"/>
+            </w:tcBorders>
+            <w:vAlign w:val="center"/>
+          </w:tcPr>
+          <w:p>
+            <w:pPr>
+              <w:spacing w:after="40" w:before="40"/>
+              <w:ind w:left="80"/>
+            </w:pPr>
+            <w:r>
+              <w:rPr>
+                <w:rFonts w:ascii="Arial" w:cs="Arial" w:eastAsia="SimSun" w:hAnsi="Arial"/>
+                <w:sz w:val="18"/>
+                <w:szCs w:val="18"/>
+              </w:rPr>
+              <w:t xml:space="preserve">基于分层执行证据定位根因，在测试预期不可修改的约束下生成修复补丁并验证</w:t>
             </w:r>
           </w:p>
         </w:tc>
@@ -4334,7 +4428,7 @@
     </w:p>
     <w:p>
       <w:pPr>
-        <w:spacing w:after="180" w:before="420"/>
+        <w:spacing w:after="140" w:before="300" w:line="360" w:lineRule="auto"/>
       </w:pPr>
       <w:r>
         <w:rPr>
@@ -4344,125 +4438,92 @@
           <w:sz w:val="21"/>
           <w:szCs w:val="21"/>
         </w:rPr>
-        <w:t xml:space="preserve">4、本发明的关键点和欲保护点是什么？</w:t>
-      </w:r>
-    </w:p>
-    <w:p>
-      <w:pPr>
-        <w:spacing w:after="100" w:line="360" w:lineRule="auto"/>
-        <w:ind w:firstLine="480"/>
-      </w:pPr>
-      <w:r>
-        <w:rPr>
-          <w:rFonts w:ascii="Arial" w:cs="Arial" w:eastAsia="SimSun" w:hAnsi="Arial"/>
-          <w:sz w:val="21"/>
-          <w:szCs w:val="21"/>
-        </w:rPr>
-        <w:t xml:space="preserve">本发明的关键创新点和欲保护点如下：</w:t>
-      </w:r>
-    </w:p>
-    <w:p>
-      <w:pPr>
-        <w:spacing w:after="100" w:line="360" w:lineRule="auto"/>
-        <w:ind w:firstLine="480"/>
-      </w:pPr>
-      <w:r>
-        <w:rPr>
-          <w:rFonts w:ascii="Arial" w:cs="Arial" w:eastAsia="SimSun" w:hAnsi="Arial"/>
-          <w:sz w:val="21"/>
-          <w:szCs w:val="21"/>
-        </w:rPr>
-        <w:t xml:space="preserve">（1）多维策略配置文档的结构化解析与跨维度关联建立：从多Sheet页的Excel文档中自动提取策略、规则集、规则、函数、字段映射、三方数据接口等维度的结构化信息，并建立字段中文名到系统编码的映射、规则入参到数据源出参的依赖关系。</w:t>
-      </w:r>
-    </w:p>
-    <w:p>
-      <w:pPr>
-        <w:spacing w:after="100" w:line="360" w:lineRule="auto"/>
-        <w:ind w:firstLine="480"/>
-      </w:pPr>
-      <w:r>
-        <w:rPr>
-          <w:rFonts w:ascii="Arial" w:cs="Arial" w:eastAsia="SimSun" w:hAnsi="Arial"/>
-          <w:sz w:val="21"/>
-          <w:szCs w:val="21"/>
-        </w:rPr>
-        <w:t xml:space="preserve">（2）面向风控规则表达式的统一模式匹配引擎：通过模式注册表对规则表达式中的条件结构进行语义识别，支持十余种表达式模式（比较运算符、枚举、AND/OR复合条件、负数、时间窗口等），自动推导覆盖命中/未命中/边界值/条件拆解/日期临界的完整测试用例集。</w:t>
-      </w:r>
-    </w:p>
-    <w:p>
-      <w:pPr>
-        <w:spacing w:after="100" w:line="360" w:lineRule="auto"/>
-        <w:ind w:firstLine="480"/>
-      </w:pPr>
-      <w:r>
-        <w:rPr>
-          <w:rFonts w:ascii="Arial" w:cs="Arial" w:eastAsia="SimSun" w:hAnsi="Arial"/>
-          <w:sz w:val="21"/>
-          <w:szCs w:val="21"/>
-        </w:rPr>
-        <w:t xml:space="preserve">（3）架构感知的多模块测试用例自动生成：在用例生成前自动探测策略架构类型（三子策略架构或扁平架构），针对不同架构采用不同的生成策略；在规则级用例基础上，自动生成函数级用例、决策流分支覆盖用例、策略预警等级覆盖用例和跨子策略综合场景用例，实现决策引擎各执行模块的端到端覆盖。</w:t>
-      </w:r>
-    </w:p>
-    <w:p>
-      <w:pPr>
-        <w:spacing w:after="100" w:line="360" w:lineRule="auto"/>
-        <w:ind w:firstLine="480"/>
-      </w:pPr>
-      <w:r>
-        <w:rPr>
-          <w:rFonts w:ascii="Arial" w:cs="Arial" w:eastAsia="SimSun" w:hAnsi="Arial"/>
-          <w:sz w:val="21"/>
-          <w:szCs w:val="21"/>
-        </w:rPr>
-        <w:t xml:space="preserve">（4）基于决策引擎层级执行模型的多层验证方法：将验证层级精确映射到决策引擎的执行数据层级（策略→子策略→规则集→规则→函数），每层使用不同的API端点和数据解析策略，实现精确定位。</w:t>
-      </w:r>
-    </w:p>
-    <w:p>
-      <w:pPr>
-        <w:spacing w:after="100" w:line="360" w:lineRule="auto"/>
-        <w:ind w:firstLine="480"/>
-      </w:pPr>
-      <w:r>
-        <w:rPr>
-          <w:rFonts w:ascii="Arial" w:cs="Arial" w:eastAsia="SimSun" w:hAnsi="Arial"/>
-          <w:sz w:val="21"/>
-          <w:szCs w:val="21"/>
-        </w:rPr>
-        <w:t xml:space="preserve">（5）多维度语义比对引擎：通过别名组、模糊别名、数值容差、直通匹配四种策略的组合，解决决策引擎输出格式与人工预期表述之间的语义等价判定问题。</w:t>
-      </w:r>
-    </w:p>
-    <w:p>
-      <w:pPr>
-        <w:spacing w:after="100" w:line="360" w:lineRule="auto"/>
-        <w:ind w:firstLine="480"/>
-      </w:pPr>
-      <w:r>
-        <w:rPr>
-          <w:rFonts w:ascii="Arial" w:cs="Arial" w:eastAsia="SimSun" w:hAnsi="Arial"/>
-          <w:sz w:val="21"/>
-          <w:szCs w:val="21"/>
-        </w:rPr>
-        <w:t xml:space="preserve">（6）策略配置自动发现机制：通过决策引擎API自动获取策略的版本信息和配置参数，实现新策略的快速接入，显著降低测试准备成本。</w:t>
-      </w:r>
-    </w:p>
-    <w:p>
-      <w:pPr>
-        <w:spacing w:after="100" w:line="360" w:lineRule="auto"/>
-        <w:ind w:firstLine="480"/>
-      </w:pPr>
-      <w:r>
-        <w:rPr>
-          <w:rFonts w:ascii="Arial" w:cs="Arial" w:eastAsia="SimSun" w:hAnsi="Arial"/>
-          <w:sz w:val="21"/>
-          <w:szCs w:val="21"/>
-        </w:rPr>
-        <w:t xml:space="preserve">（7）端到端全链路自动化：将上述创新点串联为完整的自动化流程，从策略部署配置文档输入到结构化测试报告输出，全程无需人工干预（仅需在会话过期时重新认证）。</w:t>
-      </w:r>
-    </w:p>
-    <w:p>
-      <w:pPr>
-        <w:spacing w:after="60"/>
-      </w:pPr>
+        <w:t xml:space="preserve">（7）步骤S6：基于分层执行证据的受控修复（参见图1）</w:t>
+      </w:r>
+    </w:p>
+    <w:p>
+      <w:pPr>
+        <w:spacing w:after="100" w:line="360" w:lineRule="auto"/>
+        <w:ind w:firstLine="480"/>
+      </w:pPr>
+      <w:r>
+        <w:rPr>
+          <w:rFonts w:ascii="Arial" w:cs="Arial" w:eastAsia="SimSun" w:hAnsi="Arial"/>
+          <w:sz w:val="21"/>
+          <w:szCs w:val="21"/>
+        </w:rPr>
+        <w:t xml:space="preserve">对步骤S4多层验证和步骤S5语义比对后仍未通过的测试用例，基于分层执行证据进行根因定位和受控修复。本步骤的核心约束是：测试预期结果由版本锁定的策略配置文档独立生成，修复过程不得直接修改预期结果，仅允许在受控范围内调整测试数据和执行参数。具体包括：</w:t>
+      </w:r>
+    </w:p>
+    <w:p>
+      <w:pPr>
+        <w:spacing w:after="100" w:line="360" w:lineRule="auto"/>
+        <w:ind w:firstLine="480"/>
+      </w:pPr>
+      <w:r>
+        <w:rPr>
+          <w:rFonts w:ascii="Arial" w:cs="Arial" w:eastAsia="SimSun" w:hAnsi="Arial"/>
+          <w:sz w:val="21"/>
+          <w:szCs w:val="21"/>
+        </w:rPr>
+        <w:t xml:space="preserve">（a）分层证据驱动的根因分析：利用步骤S4采集的五层执行证据（策略层决策结果、子策略层路由信息、规则集层命中详情、函数层输出值与评分、全组件执行日志），对测试失败的用例进行逐层回溯定位。根因定位精确到具体的失败层级——是决策流路由偏差（第二层）、规则表达式条件不匹配（第三层）、函数计算输入异常（第四层）、还是第三方数据ETL转换错误（第五层），从而确定修复靶点。</w:t>
+      </w:r>
+    </w:p>
+    <w:p>
+      <w:pPr>
+        <w:spacing w:after="100" w:line="360" w:lineRule="auto"/>
+        <w:ind w:firstLine="480"/>
+      </w:pPr>
+      <w:r>
+        <w:rPr>
+          <w:rFonts w:ascii="Arial" w:cs="Arial" w:eastAsia="SimSun" w:hAnsi="Arial"/>
+          <w:sz w:val="21"/>
+          <w:szCs w:val="21"/>
+        </w:rPr>
+        <w:t xml:space="preserve">（b）修复约束规则：修复靶点确定后，允许的修复范围严格限定为三类——（b-1）修改测试输入参数值（如修正字段的数量级、格式或枚举值）；（b-2）调整第三方数据模拟配置（如修正Mock数据的字段映射或返回值结构）；（b-3）补充边界测试值（如为阈值条件增加精确临界值用例）。禁止直接修改测试预期结果、删除测试用例或修改检测策略——这三类操作需通过步骤（d）的人工审核门禁。</w:t>
+      </w:r>
+    </w:p>
+    <w:p>
+      <w:pPr>
+        <w:spacing w:after="100" w:line="360" w:lineRule="auto"/>
+        <w:ind w:firstLine="480"/>
+      </w:pPr>
+      <w:r>
+        <w:rPr>
+          <w:rFonts w:ascii="Arial" w:cs="Arial" w:eastAsia="SimSun" w:hAnsi="Arial"/>
+          <w:sz w:val="21"/>
+          <w:szCs w:val="21"/>
+        </w:rPr>
+        <w:t xml:space="preserve">（c）隔离环境重执行验证：每个修复补丁在隔离环境中进行验证，将修正后的测试用例重新提交到决策引擎执行，同时满足以下三个条件方可认定为验证通过——（c-1）目标用例通过率：修复所针对的失败用例在本次执行中通过验证；（c-2）无历史回归：上一轮已通过的所有用例在本次执行中仍然全部通过，不出现退化；（c-3）覆盖度不下降：本次执行的规则覆盖度、函数覆盖度和决策流分支覆盖度不低于上一轮。</w:t>
+      </w:r>
+    </w:p>
+    <w:p>
+      <w:pPr>
+        <w:spacing w:after="100" w:line="360" w:lineRule="auto"/>
+        <w:ind w:firstLine="480"/>
+      </w:pPr>
+      <w:r>
+        <w:rPr>
+          <w:rFonts w:ascii="Arial" w:cs="Arial" w:eastAsia="SimSun" w:hAnsi="Arial"/>
+          <w:sz w:val="21"/>
+          <w:szCs w:val="21"/>
+        </w:rPr>
+        <w:t xml:space="preserve">（d）人工审核门禁：对于修复过程中确需修改预期结果模板（如因函数输出格式变更导致预期模板失准）、删除持续失败的无效用例（如策略已下线对应规则）、或修改检测策略（如语义比对规则需调整别名映射）的操作，系统不自动执行，而是生成审核请求，列明修改原因、影响范围和具体变更内容，等待人工确认后方可实施。该门禁机制确保自动化修复不会掩盖真实的系统缺陷。</w:t>
+      </w:r>
+    </w:p>
+    <w:p>
+      <w:pPr>
+        <w:spacing w:after="100" w:line="360" w:lineRule="auto"/>
+        <w:ind w:firstLine="480"/>
+      </w:pPr>
+      <w:r>
+        <w:rPr>
+          <w:rFonts w:ascii="Arial" w:cs="Arial" w:eastAsia="SimSun" w:hAnsi="Arial"/>
+          <w:sz w:val="21"/>
+          <w:szCs w:val="21"/>
+        </w:rPr>
+        <w:t xml:space="preserve">（e）修复报告输出：受控修复完成后，输出结构化的修复验证报告，包含每个修复补丁的根因分析结论、修复类型（参数修正/Mock调整/边界补充）、隔离验证结果（目标通过/回归检查/覆盖度）和最终处置状态（自动应用/待人工审核/已驳回）。对于需要多轮修复的场景，支持修复补丁的逐轮迭代，每轮以上一轮验证通过的补丁为基础继续修复。</w:t>
+      </w:r>
     </w:p>
     <w:p>
       <w:pPr>
@@ -4476,12 +4537,143 @@
           <w:sz w:val="21"/>
           <w:szCs w:val="21"/>
         </w:rPr>
-        <w:t xml:space="preserve">5、其他有助于专利代理人理解本技术的资料</w:t>
-      </w:r>
-    </w:p>
-    <w:p>
-      <w:pPr>
-        <w:spacing w:after="140" w:before="300" w:line="360" w:lineRule="auto"/>
+        <w:t xml:space="preserve">4、本发明的关键点和欲保护点是什么？</w:t>
+      </w:r>
+    </w:p>
+    <w:p>
+      <w:pPr>
+        <w:spacing w:after="100" w:line="360" w:lineRule="auto"/>
+        <w:ind w:firstLine="480"/>
+      </w:pPr>
+      <w:r>
+        <w:rPr>
+          <w:rFonts w:ascii="Arial" w:cs="Arial" w:eastAsia="SimSun" w:hAnsi="Arial"/>
+          <w:sz w:val="21"/>
+          <w:szCs w:val="21"/>
+        </w:rPr>
+        <w:t xml:space="preserve">本发明的关键创新点和欲保护点如下：</w:t>
+      </w:r>
+    </w:p>
+    <w:p>
+      <w:pPr>
+        <w:spacing w:after="100" w:line="360" w:lineRule="auto"/>
+        <w:ind w:firstLine="480"/>
+      </w:pPr>
+      <w:r>
+        <w:rPr>
+          <w:rFonts w:ascii="Arial" w:cs="Arial" w:eastAsia="SimSun" w:hAnsi="Arial"/>
+          <w:sz w:val="21"/>
+          <w:szCs w:val="21"/>
+        </w:rPr>
+        <w:t xml:space="preserve">（1）多维策略配置文档的结构化解析与跨维度关联建立：从多Sheet页的Excel文档中自动提取策略、规则集、规则、函数、字段映射、三方数据接口等维度的结构化信息，并建立字段中文名到系统编码的映射、规则入参到数据源出参的依赖关系。</w:t>
+      </w:r>
+    </w:p>
+    <w:p>
+      <w:pPr>
+        <w:spacing w:after="100" w:line="360" w:lineRule="auto"/>
+        <w:ind w:firstLine="480"/>
+      </w:pPr>
+      <w:r>
+        <w:rPr>
+          <w:rFonts w:ascii="Arial" w:cs="Arial" w:eastAsia="SimSun" w:hAnsi="Arial"/>
+          <w:sz w:val="21"/>
+          <w:szCs w:val="21"/>
+        </w:rPr>
+        <w:t xml:space="preserve">（2）面向风控规则表达式的统一模式匹配引擎：通过模式注册表对规则表达式中的条件结构进行语义识别，支持十余种表达式模式（比较运算符、枚举、AND/OR复合条件、负数、时间窗口等），自动推导覆盖命中/未命中/边界值/条件拆解/日期临界的完整测试用例集。</w:t>
+      </w:r>
+    </w:p>
+    <w:p>
+      <w:pPr>
+        <w:spacing w:after="100" w:line="360" w:lineRule="auto"/>
+        <w:ind w:firstLine="480"/>
+      </w:pPr>
+      <w:r>
+        <w:rPr>
+          <w:rFonts w:ascii="Arial" w:cs="Arial" w:eastAsia="SimSun" w:hAnsi="Arial"/>
+          <w:sz w:val="21"/>
+          <w:szCs w:val="21"/>
+        </w:rPr>
+        <w:t xml:space="preserve">（3）架构感知的多模块测试用例自动生成：在用例生成前自动探测策略架构类型（三子策略架构或扁平架构），针对不同架构采用不同的生成策略；在规则级用例基础上，自动生成函数级用例、决策流分支覆盖用例、策略预警等级覆盖用例和跨子策略综合场景用例，实现决策引擎各执行模块的端到端覆盖。</w:t>
+      </w:r>
+    </w:p>
+    <w:p>
+      <w:pPr>
+        <w:spacing w:after="100" w:line="360" w:lineRule="auto"/>
+        <w:ind w:firstLine="480"/>
+      </w:pPr>
+      <w:r>
+        <w:rPr>
+          <w:rFonts w:ascii="Arial" w:cs="Arial" w:eastAsia="SimSun" w:hAnsi="Arial"/>
+          <w:sz w:val="21"/>
+          <w:szCs w:val="21"/>
+        </w:rPr>
+        <w:t xml:space="preserve">（4）基于决策引擎层级执行模型的多层验证方法：将验证层级精确映射到决策引擎的执行数据层级（策略→子策略→规则集→规则→函数），每层使用不同的API端点和数据解析策略，实现精确定位。</w:t>
+      </w:r>
+    </w:p>
+    <w:p>
+      <w:pPr>
+        <w:spacing w:after="100" w:line="360" w:lineRule="auto"/>
+        <w:ind w:firstLine="480"/>
+      </w:pPr>
+      <w:r>
+        <w:rPr>
+          <w:rFonts w:ascii="Arial" w:cs="Arial" w:eastAsia="SimSun" w:hAnsi="Arial"/>
+          <w:sz w:val="21"/>
+          <w:szCs w:val="21"/>
+        </w:rPr>
+        <w:t xml:space="preserve">（5）多维度语义比对引擎：通过别名组、模糊别名、数值容差、直通匹配四种策略的组合，解决决策引擎输出格式与人工预期表述之间的语义等价判定问题。</w:t>
+      </w:r>
+    </w:p>
+    <w:p>
+      <w:pPr>
+        <w:spacing w:after="100" w:line="360" w:lineRule="auto"/>
+        <w:ind w:firstLine="480"/>
+      </w:pPr>
+      <w:r>
+        <w:rPr>
+          <w:rFonts w:ascii="Arial" w:cs="Arial" w:eastAsia="SimSun" w:hAnsi="Arial"/>
+          <w:sz w:val="21"/>
+          <w:szCs w:val="21"/>
+        </w:rPr>
+        <w:t xml:space="preserve">（6）策略配置自动发现机制：通过决策引擎API自动获取策略的版本信息和配置参数，实现新策略的快速接入，显著降低测试准备成本。</w:t>
+      </w:r>
+    </w:p>
+    <w:p>
+      <w:pPr>
+        <w:spacing w:after="100" w:line="360" w:lineRule="auto"/>
+        <w:ind w:firstLine="480"/>
+      </w:pPr>
+      <w:r>
+        <w:rPr>
+          <w:rFonts w:ascii="Arial" w:cs="Arial" w:eastAsia="SimSun" w:hAnsi="Arial"/>
+          <w:sz w:val="21"/>
+          <w:szCs w:val="21"/>
+        </w:rPr>
+        <w:t xml:space="preserve">（7）端到端全链路自动化：将上述创新点串联为完整的自动化流程，从策略部署配置文档输入到结构化测试报告输出，全程无需人工干预（仅需在会话过期时重新认证）。</w:t>
+      </w:r>
+    </w:p>
+    <w:p>
+      <w:pPr>
+        <w:spacing w:after="100" w:line="360" w:lineRule="auto"/>
+        <w:ind w:firstLine="480"/>
+      </w:pPr>
+      <w:r>
+        <w:rPr>
+          <w:rFonts w:ascii="Arial" w:cs="Arial" w:eastAsia="SimSun" w:hAnsi="Arial"/>
+          <w:sz w:val="21"/>
+          <w:szCs w:val="21"/>
+        </w:rPr>
+        <w:t xml:space="preserve">（8）基于分层执行证据的受控修复机制：测试预期结果由版本锁定的策略配置文档独立生成且不可被修复过程直接修改；根因分析利用五层执行证据逐层回溯定位到具体失败层级；修复范围严格限定为修改测试参数、调整Mock配置或补充边界值；每个修复补丁须在隔离环境中通过目标通过、无回归、覆盖不下降三重验证；对涉及预期结果修改、用例删除或策略变更的操作强制人工审核门禁。</w:t>
+      </w:r>
+    </w:p>
+    <w:p>
+      <w:pPr>
+        <w:spacing w:after="60"/>
+      </w:pPr>
+    </w:p>
+    <w:p>
+      <w:pPr>
+        <w:spacing w:after="180" w:before="420"/>
       </w:pPr>
       <w:r>
         <w:rPr>
@@ -4491,13 +4683,12 @@
           <w:sz w:val="21"/>
           <w:szCs w:val="21"/>
         </w:rPr>
-        <w:t xml:space="preserve">附：权利要求书草稿（供代理人参考）</w:t>
-      </w:r>
-    </w:p>
-    <w:p>
-      <w:pPr>
-        <w:spacing w:after="100" w:line="360" w:lineRule="auto"/>
-        <w:ind w:firstLine="480"/>
+        <w:t xml:space="preserve">5、其他有助于专利代理人理解本技术的资料</w:t>
+      </w:r>
+    </w:p>
+    <w:p>
+      <w:pPr>
+        <w:spacing w:after="140" w:before="300" w:line="360" w:lineRule="auto"/>
       </w:pPr>
       <w:r>
         <w:rPr>
@@ -4507,21 +4698,7 @@
           <w:sz w:val="21"/>
           <w:szCs w:val="21"/>
         </w:rPr>
-        <w:t xml:space="preserve">权利要求1（独立权利要求——方法）：</w:t>
-      </w:r>
-    </w:p>
-    <w:p>
-      <w:pPr>
-        <w:spacing w:after="100" w:line="360" w:lineRule="auto"/>
-        <w:ind w:firstLine="480"/>
-      </w:pPr>
-      <w:r>
-        <w:rPr>
-          <w:rFonts w:ascii="Arial" w:cs="Arial" w:eastAsia="SimSun" w:hAnsi="Arial"/>
-          <w:sz w:val="21"/>
-          <w:szCs w:val="21"/>
-        </w:rPr>
-        <w:t xml:space="preserve">一种面向风控决策引擎的策略自动化测试方法，其特征在于，包括以下步骤：S1、策略配置文档解析步骤：读取包含多个数据页的策略部署配置文档，自动提取策略列表、规则集定义、规则表达式、函数定义、字段映射关系和外部数据接口信息，建立跨维度的关联关系并输出结构化策略模型；S2、测试用例自动生成步骤：对所述结构化策略模型中的每条规则表达式进行语义分析，通过模式注册表识别表达式中的条件结构，基于所述条件结构的语义含义自动推导覆盖命中、未命中和边界值三种测试维度的规则级测试用例集，并自动生成函数级、决策流级和跨子策略综合场景的多维度测试用例集；S3、批量提交步骤：将所述测试用例集通过决策引擎的测试接口进行批量提交，采集每条用例的执行响应；S4、多层验证步骤：根据决策引擎的层级执行模型，对每条用例的执行结果按策略层、子策略层、规则集层、规则层和函数层进行逐层递进验证，并通过全组件执行日志接口进行深度排查验证；S5、语义比对与报告步骤：通过多维度语义比对引擎对验证结果进行比对判定，并生成结构化的测试报告。</w:t>
+        <w:t xml:space="preserve">附：权利要求书草稿（供代理人参考）</w:t>
       </w:r>
     </w:p>
     <w:p>
@@ -4537,21 +4714,21 @@
           <w:sz w:val="21"/>
           <w:szCs w:val="21"/>
         </w:rPr>
-        <w:t xml:space="preserve">权利要求2（从属——多维文档解析）：</w:t>
-      </w:r>
-    </w:p>
-    <w:p>
-      <w:pPr>
-        <w:spacing w:after="100" w:line="360" w:lineRule="auto"/>
-        <w:ind w:firstLine="480"/>
-      </w:pPr>
-      <w:r>
-        <w:rPr>
-          <w:rFonts w:ascii="Arial" w:cs="Arial" w:eastAsia="SimSun" w:hAnsi="Arial"/>
-          <w:sz w:val="21"/>
-          <w:szCs w:val="21"/>
-        </w:rPr>
-        <w:t xml:space="preserve">根据权利要求1所述的方法，其特征在于，步骤S1中所述跨维度的关联关系包括：将规则表达式中引用的字段显示名映射为系统编码、将规则的入参字段与外部数据接口的出参字段建立依赖关系、将规则集与所属策略的路由条件建立映射。</w:t>
+        <w:t xml:space="preserve">权利要求1（独立权利要求——方法）：</w:t>
+      </w:r>
+    </w:p>
+    <w:p>
+      <w:pPr>
+        <w:spacing w:after="100" w:line="360" w:lineRule="auto"/>
+        <w:ind w:firstLine="480"/>
+      </w:pPr>
+      <w:r>
+        <w:rPr>
+          <w:rFonts w:ascii="Arial" w:cs="Arial" w:eastAsia="SimSun" w:hAnsi="Arial"/>
+          <w:sz w:val="21"/>
+          <w:szCs w:val="21"/>
+        </w:rPr>
+        <w:t xml:space="preserve">一种面向风控决策引擎的策略自动化测试方法，其特征在于，包括以下步骤：S1、策略配置文档解析步骤：读取包含多个数据页的策略部署配置文档，自动提取策略列表、规则集定义、规则表达式、函数定义、字段映射关系和外部数据接口信息，建立跨维度的关联关系并输出结构化策略模型；S2、测试用例自动生成步骤：对所述结构化策略模型中的每条规则表达式进行语义分析，通过模式注册表识别表达式中的条件结构，基于所述条件结构的语义含义自动推导覆盖命中、未命中和边界值三种测试维度的规则级测试用例集，并自动生成函数级、决策流级和跨子策略综合场景的多维度测试用例集；S3、批量提交步骤：将所述测试用例集通过决策引擎的测试接口进行批量提交，采集每条用例的执行响应；S4、多层验证步骤：根据决策引擎的层级执行模型，对每条用例的执行结果按策略层、子策略层、规则集层、规则层和函数层进行逐层递进验证，并通过全组件执行日志接口进行深度排查验证；S5、语义比对与报告步骤：通过多维度语义比对引擎对验证结果进行比对判定，并生成结构化的测试报告；S6、受控修复步骤：对未通过的测试用例，基于S4采集的分层执行证据进行根因定位，在测试预期结果不可修改的约束下生成修复补丁，通过隔离环境重执行验证补丁有效性。</w:t>
       </w:r>
     </w:p>
     <w:p>
@@ -4567,21 +4744,21 @@
           <w:sz w:val="21"/>
           <w:szCs w:val="21"/>
         </w:rPr>
-        <w:t xml:space="preserve">权利要求3（从属——表头自动检测）：</w:t>
-      </w:r>
-    </w:p>
-    <w:p>
-      <w:pPr>
-        <w:spacing w:after="100" w:line="360" w:lineRule="auto"/>
-        <w:ind w:firstLine="480"/>
-      </w:pPr>
-      <w:r>
-        <w:rPr>
-          <w:rFonts w:ascii="Arial" w:cs="Arial" w:eastAsia="SimSun" w:hAnsi="Arial"/>
-          <w:sz w:val="21"/>
-          <w:szCs w:val="21"/>
-        </w:rPr>
-        <w:t xml:space="preserve">根据权利要求1所述的方法，其特征在于，步骤S1中对每个数据页进行表头行自动检测：扫描文档的前N行，对每行计算预定义关键词的匹配数量，将匹配数量最多的行确定为表头行，其下方的行确定为数据行。</w:t>
+        <w:t xml:space="preserve">权利要求2（从属——多维文档解析）：</w:t>
+      </w:r>
+    </w:p>
+    <w:p>
+      <w:pPr>
+        <w:spacing w:after="100" w:line="360" w:lineRule="auto"/>
+        <w:ind w:firstLine="480"/>
+      </w:pPr>
+      <w:r>
+        <w:rPr>
+          <w:rFonts w:ascii="Arial" w:cs="Arial" w:eastAsia="SimSun" w:hAnsi="Arial"/>
+          <w:sz w:val="21"/>
+          <w:szCs w:val="21"/>
+        </w:rPr>
+        <w:t xml:space="preserve">根据权利要求1所述的方法，其特征在于，步骤S1中所述跨维度的关联关系包括：将规则表达式中引用的字段显示名映射为系统编码、将规则的入参字段与外部数据接口的出参字段建立依赖关系、将规则集与所属策略的路由条件建立映射。</w:t>
       </w:r>
     </w:p>
     <w:p>
@@ -4597,21 +4774,21 @@
           <w:sz w:val="21"/>
           <w:szCs w:val="21"/>
         </w:rPr>
-        <w:t xml:space="preserve">权利要求4（从属——模式匹配引擎）：</w:t>
-      </w:r>
-    </w:p>
-    <w:p>
-      <w:pPr>
-        <w:spacing w:after="100" w:line="360" w:lineRule="auto"/>
-        <w:ind w:firstLine="480"/>
-      </w:pPr>
-      <w:r>
-        <w:rPr>
-          <w:rFonts w:ascii="Arial" w:cs="Arial" w:eastAsia="SimSun" w:hAnsi="Arial"/>
-          <w:sz w:val="21"/>
-          <w:szCs w:val="21"/>
-        </w:rPr>
-        <w:t xml:space="preserve">根据权利要求1所述的方法，其特征在于，步骤S2中的模式注册表支持识别以下条件结构：比较运算符与数值、百分比、天数或金额阈值的组合，枚举匹配，布尔匹配，复合AND条件和复合OR条件，负数表达式，以及时间窗口条件；所述模式注册表对表达式进行归一化预处理，包括全角字符转半角和特殊符号替换；所述时间窗口条件是指自动检测表达式中"距今≤N天"或"最近N天内"的模式，根据当前日期计算临界日期值，生成恰好N天的命中用例和N+1天的未命中用例。</w:t>
+        <w:t xml:space="preserve">权利要求3（从属——表头自动检测）：</w:t>
+      </w:r>
+    </w:p>
+    <w:p>
+      <w:pPr>
+        <w:spacing w:after="100" w:line="360" w:lineRule="auto"/>
+        <w:ind w:firstLine="480"/>
+      </w:pPr>
+      <w:r>
+        <w:rPr>
+          <w:rFonts w:ascii="Arial" w:cs="Arial" w:eastAsia="SimSun" w:hAnsi="Arial"/>
+          <w:sz w:val="21"/>
+          <w:szCs w:val="21"/>
+        </w:rPr>
+        <w:t xml:space="preserve">根据权利要求1所述的方法，其特征在于，步骤S1中对每个数据页进行表头行自动检测：扫描文档的前N行，对每行计算预定义关键词的匹配数量，将匹配数量最多的行确定为表头行，其下方的行确定为数据行。</w:t>
       </w:r>
     </w:p>
     <w:p>
@@ -4627,21 +4804,21 @@
           <w:sz w:val="21"/>
           <w:szCs w:val="21"/>
         </w:rPr>
-        <w:t xml:space="preserve">权利要求5（从属——AND/OR条件拆解）：</w:t>
-      </w:r>
-    </w:p>
-    <w:p>
-      <w:pPr>
-        <w:spacing w:after="100" w:line="360" w:lineRule="auto"/>
-        <w:ind w:firstLine="480"/>
-      </w:pPr>
-      <w:r>
-        <w:rPr>
-          <w:rFonts w:ascii="Arial" w:cs="Arial" w:eastAsia="SimSun" w:hAnsi="Arial"/>
-          <w:sz w:val="21"/>
-          <w:szCs w:val="21"/>
-        </w:rPr>
-        <w:t xml:space="preserve">根据权利要求1所述的方法，其特征在于，步骤S2中对含复合AND条件的规则逐一令单个条件不满足、其余条件满足以生成多条反案例；对含复合OR条件的规则分别仅满足每个分支以生成正案例、全不满足以生成反案例；对枚举值内部包含运算符关键字的情况通过上下文判断区分枚举内容与运算符。</w:t>
+        <w:t xml:space="preserve">权利要求4（从属——模式匹配引擎）：</w:t>
+      </w:r>
+    </w:p>
+    <w:p>
+      <w:pPr>
+        <w:spacing w:after="100" w:line="360" w:lineRule="auto"/>
+        <w:ind w:firstLine="480"/>
+      </w:pPr>
+      <w:r>
+        <w:rPr>
+          <w:rFonts w:ascii="Arial" w:cs="Arial" w:eastAsia="SimSun" w:hAnsi="Arial"/>
+          <w:sz w:val="21"/>
+          <w:szCs w:val="21"/>
+        </w:rPr>
+        <w:t xml:space="preserve">根据权利要求1所述的方法，其特征在于，步骤S2中的模式注册表支持识别以下条件结构：比较运算符与数值、百分比、天数或金额阈值的组合，枚举匹配，布尔匹配，复合AND条件和复合OR条件，负数表达式，以及时间窗口条件；所述模式注册表对表达式进行归一化预处理，包括全角字符转半角和特殊符号替换；所述时间窗口条件是指自动检测表达式中"距今≤N天"或"最近N天内"的模式，根据当前日期计算临界日期值，生成恰好N天的命中用例和N+1天的未命中用例。</w:t>
       </w:r>
     </w:p>
     <w:p>
@@ -4657,21 +4834,21 @@
           <w:sz w:val="21"/>
           <w:szCs w:val="21"/>
         </w:rPr>
-        <w:t xml:space="preserve">权利要求6（从属——Mock数据自动生成）：</w:t>
-      </w:r>
-    </w:p>
-    <w:p>
-      <w:pPr>
-        <w:spacing w:after="100" w:line="360" w:lineRule="auto"/>
-        <w:ind w:firstLine="480"/>
-      </w:pPr>
-      <w:r>
-        <w:rPr>
-          <w:rFonts w:ascii="Arial" w:cs="Arial" w:eastAsia="SimSun" w:hAnsi="Arial"/>
-          <w:sz w:val="21"/>
-          <w:szCs w:val="21"/>
-        </w:rPr>
-        <w:t xml:space="preserve">根据权利要求1所述的方法，其特征在于，步骤S2中基于步骤S1建立的字段依赖关系，为每条规则级用例自动生成结构化的第三方数据模拟描述，指明需模拟的数据源接口、需填充的字段列表和数据结构。</w:t>
+        <w:t xml:space="preserve">权利要求5（从属——AND/OR条件拆解）：</w:t>
+      </w:r>
+    </w:p>
+    <w:p>
+      <w:pPr>
+        <w:spacing w:after="100" w:line="360" w:lineRule="auto"/>
+        <w:ind w:firstLine="480"/>
+      </w:pPr>
+      <w:r>
+        <w:rPr>
+          <w:rFonts w:ascii="Arial" w:cs="Arial" w:eastAsia="SimSun" w:hAnsi="Arial"/>
+          <w:sz w:val="21"/>
+          <w:szCs w:val="21"/>
+        </w:rPr>
+        <w:t xml:space="preserve">根据权利要求1所述的方法，其特征在于，步骤S2中对含复合AND条件的规则逐一令单个条件不满足、其余条件满足以生成多条反案例；对含复合OR条件的规则分别仅满足每个分支以生成正案例、全不满足以生成反案例；对枚举值内部包含运算符关键字的情况通过上下文判断区分枚举内容与运算符。</w:t>
       </w:r>
     </w:p>
     <w:p>
@@ -4687,21 +4864,21 @@
           <w:sz w:val="21"/>
           <w:szCs w:val="21"/>
         </w:rPr>
-        <w:t xml:space="preserve">权利要求7（从属——多模块用例覆盖）：</w:t>
-      </w:r>
-    </w:p>
-    <w:p>
-      <w:pPr>
-        <w:spacing w:after="100" w:line="360" w:lineRule="auto"/>
-        <w:ind w:firstLine="480"/>
-      </w:pPr>
-      <w:r>
-        <w:rPr>
-          <w:rFonts w:ascii="Arial" w:cs="Arial" w:eastAsia="SimSun" w:hAnsi="Arial"/>
-          <w:sz w:val="21"/>
-          <w:szCs w:val="21"/>
-        </w:rPr>
-        <w:t xml:space="preserve">根据权利要求1所述的方法，其特征在于，步骤S2中还自动生成以下类型的测试用例：函数级用例，覆盖评分计算和等级判定的各分支；决策流分支覆盖用例，验证不同业务类型和企业类型组合下的路由正确性；策略预警等级覆盖用例，构造使最终预警等级分别为各等级的组合场景；以及跨子策略综合场景用例；步骤S2在用例生成前还包括架构感知步骤：自动探测策略的整体架构类型，对三子策略架构按业务场景和企业类型的组合进行路由覆盖，对扁平架构采用规则集交叉矩阵生成器进行2的n次方条件组合覆盖、区域专项模板生成器和接口必填字段自检注入器。</w:t>
+        <w:t xml:space="preserve">权利要求6（从属——Mock数据自动生成）：</w:t>
+      </w:r>
+    </w:p>
+    <w:p>
+      <w:pPr>
+        <w:spacing w:after="100" w:line="360" w:lineRule="auto"/>
+        <w:ind w:firstLine="480"/>
+      </w:pPr>
+      <w:r>
+        <w:rPr>
+          <w:rFonts w:ascii="Arial" w:cs="Arial" w:eastAsia="SimSun" w:hAnsi="Arial"/>
+          <w:sz w:val="21"/>
+          <w:szCs w:val="21"/>
+        </w:rPr>
+        <w:t xml:space="preserve">根据权利要求1所述的方法，其特征在于，步骤S2中基于步骤S1建立的字段依赖关系，为每条规则级用例自动生成结构化的第三方数据模拟描述，指明需模拟的数据源接口、需填充的字段列表和数据结构。</w:t>
       </w:r>
     </w:p>
     <w:p>
@@ -4717,21 +4894,21 @@
           <w:sz w:val="21"/>
           <w:szCs w:val="21"/>
         </w:rPr>
-        <w:t xml:space="preserve">权利要求8（从属——批量提交与断点续传）：</w:t>
-      </w:r>
-    </w:p>
-    <w:p>
-      <w:pPr>
-        <w:spacing w:after="100" w:line="360" w:lineRule="auto"/>
-        <w:ind w:firstLine="480"/>
-      </w:pPr>
-      <w:r>
-        <w:rPr>
-          <w:rFonts w:ascii="Arial" w:cs="Arial" w:eastAsia="SimSun" w:hAnsi="Arial"/>
-          <w:sz w:val="21"/>
-          <w:szCs w:val="21"/>
-        </w:rPr>
-        <w:t xml:space="preserve">根据权利要求1所述的方法，其特征在于，步骤S3中提交前执行会话健康检查，提交过程中如遇会话过期或网络异常，记录已完成的用例偏移量，重新认证后从断点处继续提交。</w:t>
+        <w:t xml:space="preserve">权利要求7（从属——多模块用例覆盖）：</w:t>
+      </w:r>
+    </w:p>
+    <w:p>
+      <w:pPr>
+        <w:spacing w:after="100" w:line="360" w:lineRule="auto"/>
+        <w:ind w:firstLine="480"/>
+      </w:pPr>
+      <w:r>
+        <w:rPr>
+          <w:rFonts w:ascii="Arial" w:cs="Arial" w:eastAsia="SimSun" w:hAnsi="Arial"/>
+          <w:sz w:val="21"/>
+          <w:szCs w:val="21"/>
+        </w:rPr>
+        <w:t xml:space="preserve">根据权利要求1所述的方法，其特征在于，步骤S2中还自动生成以下类型的测试用例：函数级用例，覆盖评分计算和等级判定的各分支；决策流分支覆盖用例，验证不同业务类型和企业类型组合下的路由正确性；策略预警等级覆盖用例，构造使最终预警等级分别为各等级的组合场景；以及跨子策略综合场景用例；步骤S2在用例生成前还包括架构感知步骤：自动探测策略的整体架构类型，对三子策略架构按业务场景和企业类型的组合进行路由覆盖，对扁平架构采用规则集交叉矩阵生成器进行2的n次方条件组合覆盖、区域专项模板生成器和接口必填字段自检注入器。</w:t>
       </w:r>
     </w:p>
     <w:p>
@@ -4747,21 +4924,21 @@
           <w:sz w:val="21"/>
           <w:szCs w:val="21"/>
         </w:rPr>
-        <w:t xml:space="preserve">权利要求9（从属——多层验证策略）：</w:t>
-      </w:r>
-    </w:p>
-    <w:p>
-      <w:pPr>
-        <w:spacing w:after="100" w:line="360" w:lineRule="auto"/>
-        <w:ind w:firstLine="480"/>
-      </w:pPr>
-      <w:r>
-        <w:rPr>
-          <w:rFonts w:ascii="Arial" w:cs="Arial" w:eastAsia="SimSun" w:hAnsi="Arial"/>
-          <w:sz w:val="21"/>
-          <w:szCs w:val="21"/>
-        </w:rPr>
-        <w:t xml:space="preserve">根据权利要求1所述的方法，其特征在于，步骤S4中的多层验证包括五个层级：整体决策结果验证、子策略决策验证、规则命中详情验证、函数输出与评分验证、以及全组件执行日志验证；验证采用先轻后重策略，优先通过轻量级接口进行前四层验证，仅在验证不通过或需要排查时进入第五层全组件日志查询；各验证层级分别映射到决策引擎的不同节点类型。</w:t>
+        <w:t xml:space="preserve">权利要求8（从属——批量提交与断点续传）：</w:t>
+      </w:r>
+    </w:p>
+    <w:p>
+      <w:pPr>
+        <w:spacing w:after="100" w:line="360" w:lineRule="auto"/>
+        <w:ind w:firstLine="480"/>
+      </w:pPr>
+      <w:r>
+        <w:rPr>
+          <w:rFonts w:ascii="Arial" w:cs="Arial" w:eastAsia="SimSun" w:hAnsi="Arial"/>
+          <w:sz w:val="21"/>
+          <w:szCs w:val="21"/>
+        </w:rPr>
+        <w:t xml:space="preserve">根据权利要求1所述的方法，其特征在于，步骤S3中提交前执行会话健康检查，提交过程中如遇会话过期或网络异常，记录已完成的用例偏移量，重新认证后从断点处继续提交。</w:t>
       </w:r>
     </w:p>
     <w:p>
@@ -4777,21 +4954,21 @@
           <w:sz w:val="21"/>
           <w:szCs w:val="21"/>
         </w:rPr>
-        <w:t xml:space="preserve">权利要求10（从属——语义比对）：</w:t>
-      </w:r>
-    </w:p>
-    <w:p>
-      <w:pPr>
-        <w:spacing w:after="100" w:line="360" w:lineRule="auto"/>
-        <w:ind w:firstLine="480"/>
-      </w:pPr>
-      <w:r>
-        <w:rPr>
-          <w:rFonts w:ascii="Arial" w:cs="Arial" w:eastAsia="SimSun" w:hAnsi="Arial"/>
-          <w:sz w:val="21"/>
-          <w:szCs w:val="21"/>
-        </w:rPr>
-        <w:t xml:space="preserve">根据权利要求1所述的方法，其特征在于，步骤S5中的多维度语义比对引擎支持以下四种比对策略的组合：别名组匹配、模糊别名匹配、数值容差匹配和直通匹配，依次尝试各策略，任一匹配成功即判定为通过；比对策略通过配置文件定义，支持针对不同规则类型使用不同的比对规则组合。</w:t>
+        <w:t xml:space="preserve">权利要求9（从属——多层验证策略）：</w:t>
+      </w:r>
+    </w:p>
+    <w:p>
+      <w:pPr>
+        <w:spacing w:after="100" w:line="360" w:lineRule="auto"/>
+        <w:ind w:firstLine="480"/>
+      </w:pPr>
+      <w:r>
+        <w:rPr>
+          <w:rFonts w:ascii="Arial" w:cs="Arial" w:eastAsia="SimSun" w:hAnsi="Arial"/>
+          <w:sz w:val="21"/>
+          <w:szCs w:val="21"/>
+        </w:rPr>
+        <w:t xml:space="preserve">根据权利要求1所述的方法，其特征在于，步骤S4中的多层验证包括五个层级：整体决策结果验证、子策略决策验证、规则命中详情验证、函数输出与评分验证、以及全组件执行日志验证；验证采用先轻后重策略，优先通过轻量级接口进行前四层验证，仅在验证不通过或需要排查时进入第五层全组件日志查询；各验证层级分别映射到决策引擎的不同节点类型。</w:t>
       </w:r>
     </w:p>
     <w:p>
@@ -4807,21 +4984,21 @@
           <w:sz w:val="21"/>
           <w:szCs w:val="21"/>
         </w:rPr>
-        <w:t xml:space="preserve">权利要求11（从属——增量报告）：</w:t>
-      </w:r>
-    </w:p>
-    <w:p>
-      <w:pPr>
-        <w:spacing w:after="100" w:line="360" w:lineRule="auto"/>
-        <w:ind w:firstLine="480"/>
-      </w:pPr>
-      <w:r>
-        <w:rPr>
-          <w:rFonts w:ascii="Arial" w:cs="Arial" w:eastAsia="SimSun" w:hAnsi="Arial"/>
-          <w:sz w:val="21"/>
-          <w:szCs w:val="21"/>
-        </w:rPr>
-        <w:t xml:space="preserve">根据权利要求1所述的方法，其特征在于，步骤S5中的测试报告采用增量更新模式，每条用例的验证结果独立写入报告文件对应行，不触发全量重建。</w:t>
+        <w:t xml:space="preserve">权利要求10（从属——语义比对）：</w:t>
+      </w:r>
+    </w:p>
+    <w:p>
+      <w:pPr>
+        <w:spacing w:after="100" w:line="360" w:lineRule="auto"/>
+        <w:ind w:firstLine="480"/>
+      </w:pPr>
+      <w:r>
+        <w:rPr>
+          <w:rFonts w:ascii="Arial" w:cs="Arial" w:eastAsia="SimSun" w:hAnsi="Arial"/>
+          <w:sz w:val="21"/>
+          <w:szCs w:val="21"/>
+        </w:rPr>
+        <w:t xml:space="preserve">根据权利要求1所述的方法，其特征在于，步骤S5中的多维度语义比对引擎支持以下四种比对策略的组合：别名组匹配、模糊别名匹配、数值容差匹配和直通匹配，依次尝试各策略，任一匹配成功即判定为通过；比对策略通过配置文件定义，支持针对不同规则类型使用不同的比对规则组合。</w:t>
       </w:r>
     </w:p>
     <w:p>
@@ -4837,21 +5014,21 @@
           <w:sz w:val="21"/>
           <w:szCs w:val="21"/>
         </w:rPr>
-        <w:t xml:space="preserve">权利要求12（从属——策略自动发现）：</w:t>
-      </w:r>
-    </w:p>
-    <w:p>
-      <w:pPr>
-        <w:spacing w:after="100" w:line="360" w:lineRule="auto"/>
-        <w:ind w:firstLine="480"/>
-      </w:pPr>
-      <w:r>
-        <w:rPr>
-          <w:rFonts w:ascii="Arial" w:cs="Arial" w:eastAsia="SimSun" w:hAnsi="Arial"/>
-          <w:sz w:val="21"/>
-          <w:szCs w:val="21"/>
-        </w:rPr>
-        <w:t xml:space="preserve">根据权利要求1所述的方法，其特征在于，还包括策略发现步骤：通过决策引擎的API自动获取策略的版本信息和配置参数，用于自动填充步骤S3中批量提交所需的策略标识和版本号。</w:t>
+        <w:t xml:space="preserve">权利要求11（从属——增量报告）：</w:t>
+      </w:r>
+    </w:p>
+    <w:p>
+      <w:pPr>
+        <w:spacing w:after="100" w:line="360" w:lineRule="auto"/>
+        <w:ind w:firstLine="480"/>
+      </w:pPr>
+      <w:r>
+        <w:rPr>
+          <w:rFonts w:ascii="Arial" w:cs="Arial" w:eastAsia="SimSun" w:hAnsi="Arial"/>
+          <w:sz w:val="21"/>
+          <w:szCs w:val="21"/>
+        </w:rPr>
+        <w:t xml:space="preserve">根据权利要求1所述的方法，其特征在于，步骤S5中的测试报告采用增量更新模式，每条用例的验证结果独立写入报告文件对应行，不触发全量重建。</w:t>
       </w:r>
     </w:p>
     <w:p>
@@ -4867,21 +5044,21 @@
           <w:sz w:val="21"/>
           <w:szCs w:val="21"/>
         </w:rPr>
-        <w:t xml:space="preserve">权利要求13（独立——系统）：</w:t>
-      </w:r>
-    </w:p>
-    <w:p>
-      <w:pPr>
-        <w:spacing w:after="100" w:line="360" w:lineRule="auto"/>
-        <w:ind w:firstLine="480"/>
-      </w:pPr>
-      <w:r>
-        <w:rPr>
-          <w:rFonts w:ascii="Arial" w:cs="Arial" w:eastAsia="SimSun" w:hAnsi="Arial"/>
-          <w:sz w:val="21"/>
-          <w:szCs w:val="21"/>
-        </w:rPr>
-        <w:t xml:space="preserve">一种面向风控决策引擎的策略自动化测试系统，其特征在于，包括：策略解析模块，用于从包含多个数据页的策略部署配置文档中提取结构化策略模型并建立跨维度的关联关系；用例生成模块，包含表达式模式匹配引擎，用于对规则表达式进行语义分析并自动推导测试用例集；提交执行模块，用于将测试用例批量提交到决策引擎并采集执行结果；多层验证模块，用于基于决策引擎的层级执行模型进行逐层递进验证；比对报告模块，包含语义比对引擎和报告生成器，用于结果比对和结构化报告输出；策略发现模块，用于通过决策引擎API自动获取策略的基础配置信息。</w:t>
+        <w:t xml:space="preserve">权利要求12（从属——策略自动发现）：</w:t>
+      </w:r>
+    </w:p>
+    <w:p>
+      <w:pPr>
+        <w:spacing w:after="100" w:line="360" w:lineRule="auto"/>
+        <w:ind w:firstLine="480"/>
+      </w:pPr>
+      <w:r>
+        <w:rPr>
+          <w:rFonts w:ascii="Arial" w:cs="Arial" w:eastAsia="SimSun" w:hAnsi="Arial"/>
+          <w:sz w:val="21"/>
+          <w:szCs w:val="21"/>
+        </w:rPr>
+        <w:t xml:space="preserve">根据权利要求1所述的方法，其特征在于，还包括策略发现步骤：通过决策引擎的API自动获取策略的版本信息和配置参数，用于自动填充步骤S3中批量提交所需的策略标识和版本号。</w:t>
       </w:r>
     </w:p>
     <w:p>
@@ -4897,21 +5074,21 @@
           <w:sz w:val="21"/>
           <w:szCs w:val="21"/>
         </w:rPr>
-        <w:t xml:space="preserve">权利要求14（独立——电子设备）：</w:t>
-      </w:r>
-    </w:p>
-    <w:p>
-      <w:pPr>
-        <w:spacing w:after="100" w:line="360" w:lineRule="auto"/>
-        <w:ind w:firstLine="480"/>
-      </w:pPr>
-      <w:r>
-        <w:rPr>
-          <w:rFonts w:ascii="Arial" w:cs="Arial" w:eastAsia="SimSun" w:hAnsi="Arial"/>
-          <w:sz w:val="21"/>
-          <w:szCs w:val="21"/>
-        </w:rPr>
-        <w:t xml:space="preserve">一种电子设备，包括存储器和处理器，所述存储器上存储有计算机程序，其特征在于，所述处理器执行所述计算机程序时实现权利要求1至12中任一项所述的方法。</w:t>
+        <w:t xml:space="preserve">权利要求13（从属——受控修复）：</w:t>
+      </w:r>
+    </w:p>
+    <w:p>
+      <w:pPr>
+        <w:spacing w:after="100" w:line="360" w:lineRule="auto"/>
+        <w:ind w:firstLine="480"/>
+      </w:pPr>
+      <w:r>
+        <w:rPr>
+          <w:rFonts w:ascii="Arial" w:cs="Arial" w:eastAsia="SimSun" w:hAnsi="Arial"/>
+          <w:sz w:val="21"/>
+          <w:szCs w:val="21"/>
+        </w:rPr>
+        <w:t xml:space="preserve">根据权利要求1所述的方法，其特征在于，步骤S6中所述受控修复包括：利用S4采集的五层执行证据逐层回溯定位失败层级以确定修复靶点；修复范围限定为修改测试输入参数值、调整第三方数据模拟配置和补充边界测试值，禁止直接修改测试预期结果；每个修复补丁在隔离环境中重新执行并需同时满足目标用例通过、无历史回归和覆盖度不下降三个条件；对涉及预期结果修改、用例删除或检测策略变更的操作生成审核请求等待人工确认后实施。</w:t>
       </w:r>
     </w:p>
     <w:p>
@@ -4927,21 +5104,81 @@
           <w:sz w:val="21"/>
           <w:szCs w:val="21"/>
         </w:rPr>
-        <w:t xml:space="preserve">权利要求15（独立——存储介质）：</w:t>
-      </w:r>
-    </w:p>
-    <w:p>
-      <w:pPr>
-        <w:spacing w:after="100" w:line="360" w:lineRule="auto"/>
-        <w:ind w:firstLine="480"/>
-      </w:pPr>
-      <w:r>
-        <w:rPr>
-          <w:rFonts w:ascii="Arial" w:cs="Arial" w:eastAsia="SimSun" w:hAnsi="Arial"/>
-          <w:sz w:val="21"/>
-          <w:szCs w:val="21"/>
-        </w:rPr>
-        <w:t xml:space="preserve">一种计算机可读存储介质，其上存储有计算机程序，其特征在于，所述计算机程序被处理器执行时实现权利要求1至12中任一项所述的方法。</w:t>
+        <w:t xml:space="preserve">权利要求14（独立——系统）：</w:t>
+      </w:r>
+    </w:p>
+    <w:p>
+      <w:pPr>
+        <w:spacing w:after="100" w:line="360" w:lineRule="auto"/>
+        <w:ind w:firstLine="480"/>
+      </w:pPr>
+      <w:r>
+        <w:rPr>
+          <w:rFonts w:ascii="Arial" w:cs="Arial" w:eastAsia="SimSun" w:hAnsi="Arial"/>
+          <w:sz w:val="21"/>
+          <w:szCs w:val="21"/>
+        </w:rPr>
+        <w:t xml:space="preserve">一种面向风控决策引擎的策略自动化测试系统，其特征在于，包括：策略解析模块，用于从包含多个数据页的策略部署配置文档中提取结构化策略模型并建立跨维度的关联关系；用例生成模块，包含表达式模式匹配引擎，用于对规则表达式进行语义分析并自动推导测试用例集；提交执行模块，用于将测试用例批量提交到决策引擎并采集执行结果；多层验证模块，用于基于决策引擎的层级执行模型进行逐层递进验证；比对报告模块，包含语义比对引擎和报告生成器，用于结果比对和结构化报告输出；策略发现模块，用于通过决策引擎API自动获取策略的基础配置信息；受控修复模块，用于基于分层执行证据进行根因定位并在受控约束下生成和验证修复补丁。</w:t>
+      </w:r>
+    </w:p>
+    <w:p>
+      <w:pPr>
+        <w:spacing w:after="100" w:line="360" w:lineRule="auto"/>
+        <w:ind w:firstLine="480"/>
+      </w:pPr>
+      <w:r>
+        <w:rPr>
+          <w:rFonts w:ascii="Arial" w:cs="Arial" w:eastAsia="Microsoft YaHei" w:hAnsi="Arial"/>
+          <w:b/>
+          <w:bCs/>
+          <w:sz w:val="21"/>
+          <w:szCs w:val="21"/>
+        </w:rPr>
+        <w:t xml:space="preserve">权利要求15（独立——电子设备）：</w:t>
+      </w:r>
+    </w:p>
+    <w:p>
+      <w:pPr>
+        <w:spacing w:after="100" w:line="360" w:lineRule="auto"/>
+        <w:ind w:firstLine="480"/>
+      </w:pPr>
+      <w:r>
+        <w:rPr>
+          <w:rFonts w:ascii="Arial" w:cs="Arial" w:eastAsia="SimSun" w:hAnsi="Arial"/>
+          <w:sz w:val="21"/>
+          <w:szCs w:val="21"/>
+        </w:rPr>
+        <w:t xml:space="preserve">一种电子设备，包括存储器和处理器，所述存储器上存储有计算机程序，其特征在于，所述处理器执行所述计算机程序时实现权利要求1至13中任一项所述的方法。</w:t>
+      </w:r>
+    </w:p>
+    <w:p>
+      <w:pPr>
+        <w:spacing w:after="100" w:line="360" w:lineRule="auto"/>
+        <w:ind w:firstLine="480"/>
+      </w:pPr>
+      <w:r>
+        <w:rPr>
+          <w:rFonts w:ascii="Arial" w:cs="Arial" w:eastAsia="Microsoft YaHei" w:hAnsi="Arial"/>
+          <w:b/>
+          <w:bCs/>
+          <w:sz w:val="21"/>
+          <w:szCs w:val="21"/>
+        </w:rPr>
+        <w:t xml:space="preserve">权利要求16（独立——存储介质）：</w:t>
+      </w:r>
+    </w:p>
+    <w:p>
+      <w:pPr>
+        <w:spacing w:after="100" w:line="360" w:lineRule="auto"/>
+        <w:ind w:firstLine="480"/>
+      </w:pPr>
+      <w:r>
+        <w:rPr>
+          <w:rFonts w:ascii="Arial" w:cs="Arial" w:eastAsia="SimSun" w:hAnsi="Arial"/>
+          <w:sz w:val="21"/>
+          <w:szCs w:val="21"/>
+        </w:rPr>
+        <w:t xml:space="preserve">一种计算机可读存储介质，其上存储有计算机程序，其特征在于，所述计算机程序被处理器执行时实现权利要求1至13中任一项所述的方法。</w:t>
       </w:r>
     </w:p>
     <w:p>

--- a/专利交底书/2026-07-16/专利技术交底书_面向风控决策引擎的策略自动化测试方法及系统.docx
+++ b/专利交底书/2026-07-16/专利技术交底书_面向风控决策引擎的策略自动化测试方法及系统.docx
@@ -426,7 +426,7 @@
           <w:sz w:val="21"/>
           <w:szCs w:val="21"/>
         </w:rPr>
-        <w:t xml:space="preserve">中国专利申请CN116028370A《一种基于模型驱动的业务规则测试方法及系统》提出了一种模型驱动的测试方案：通过可视化界面定义业务规则的输入输出和预期行为，由系统自动生成测试脚本并执行比对。该方案降低了测试人员的编程门槛，但测试用例仍依赖人工定义预期行为，无法从规则表达式中自动推导边界值和条件拆解用例；验证维度为输入输出的端到端比对，不涉及决策引擎内部层级结构的逐层验证。</w:t>
+        <w:t xml:space="preserve">在业务规则测试领域，已有研究提出基于模型驱动的测试方案：通过可视化界面或形式化模型定义业务规则的输入输出和预期行为，由系统自动生成测试脚本并执行比对。此类方案降低了测试人员的编程门槛，但测试用例仍依赖人工定义预期行为，无法从规则表达式中自动推导边界值和条件拆解用例；验证维度为输入输出的端到端比对，不涉及决策引擎内部层级结构的逐层验证。</w:t>
       </w:r>
     </w:p>
     <w:p>
@@ -1620,7 +1620,7 @@
           <w:sz w:val="21"/>
           <w:szCs w:val="21"/>
         </w:rPr>
-        <w:t xml:space="preserve">（b）测试用例自动推导：对每条规则生成三类用例——正案例（构造满足所有条件的参数值，预期命中）、反案例（至少一个条件不满足，预期未命中）、边界值案例（针对阈值条件生成精确临界值，如"&gt;="生成恰好等于阈值的命中值和阈值减一的未命中值）。</w:t>
+        <w:t xml:space="preserve">（b）测试用例自动推导：对每条规则生成三类用例——正案例（构造满足所有条件的参数值，预期命中）、反案例（至少一个条件不满足，预期未命中）、边界值案例（针对阈值条件生成精确临界值：对离散整数型阈值采用N±1构造命中/未命中边界；对金额、百分比等连续型阈值采用精度偏移构造边界；对日期和时间窗口型阈值采用日期临界点构造边界）。每条用例的预期结果（命中/未命中及风险等级）由版本锁定的策略配置文档独立推导生成，不依赖也不参考实际执行结果，确保测试预期的独立性和不可篡改性。</w:t>
       </w:r>
     </w:p>
     <w:p>
@@ -1732,7 +1732,7 @@
           <w:sz w:val="21"/>
           <w:szCs w:val="21"/>
         </w:rPr>
-        <w:t xml:space="preserve">（j）架构感知生成：在用例生成前，首先对策略的整体架构进行自动探测，区分两类典型架构并采用不同的生成策略——（j-1）三子策略架构（tripartite）：策略包含企业借款人、个人借款人、关联企业三个子策略，各子策略按业务场景（bizScenario）和企业类型（enterpriseType）的组合进行路由分发，用例生成时需覆盖所有路由组合，确保每个子策略均被独立触发和验证；（j-2）扁平架构（flat）：策略不含子策略层，规则集直接挂载在策略下，对此类架构采用三类专用生成器——规则集交叉矩阵生成器（对规则集的入参条件进行2的n次方组合覆盖，确保条件交叉场景无遗漏）、区域或集团专项模板生成器（针对含区域额度、集团集中度等特定业务规则自动生成区域维度的测试数据）、以及接口必填字段自检注入器（自动检测规则集依赖的第三方数据接口中必填字段缺失的场景）。架构探测通过分析策略配置中的子策略节点数量和规则集挂载层级自动完成，无需人工指定。</w:t>
+        <w:t xml:space="preserve">（j）架构感知生成：在用例生成前，首先对策略的整体架构进行自动探测，区分两类典型架构并采用不同的生成策略——（j-1）三子策略架构（tripartite）：策略包含企业借款人、个人借款人、关联企业三个子策略，各子策略按业务场景（bizScenario）和企业类型（enterpriseType）的组合进行路由分发，用例生成时需覆盖所有路由组合，确保每个子策略均被独立触发和验证；（j-2）扁平架构（flat）：策略不含子策略层，规则集直接挂载在策略下，对此类架构采用三类专用生成器——规则集条件组合生成器（对规则集的入参条件采用MC/DC（修正条件/判定覆盖）和成对组合策略进行覆盖，在避免全组合爆炸的同时确保每个条件独立影响判定结果至少一次）、区域或集团专项模板生成器（针对含区域额度、集团集中度等特定业务规则自动生成区域维度的测试数据）、以及接口必填字段自检注入器（自动检测规则集依赖的第三方数据接口中必填字段缺失的场景）。架构探测通过分析策略配置中的子策略节点数量和规则集挂载层级自动完成，无需人工指定。</w:t>
       </w:r>
     </w:p>
     <w:p>
@@ -4327,7 +4327,7 @@
           <w:sz w:val="21"/>
           <w:szCs w:val="21"/>
         </w:rPr>
-        <w:t xml:space="preserve">（a）多维度比对引擎：支持四种比对策略——别名组匹配（将"红色预警"与英文标识"redwarnbh"等价为同一结果）、模糊别名匹配（"中风险"可映射到"黄色预警"或"蓝色预警"等多个可能结果）、数值容差（对数值型结果允许±1.0的误差范围）、直通匹配（将"通过"与"Accept"等价为同一结果）。比对策略通过配置文件定义，支持针对不同类型的规则使用不同的比对规则。</w:t>
+        <w:t xml:space="preserve">（a）多维度比对引擎：支持四种比对策略——别名组匹配（将"红色预警"与英文标识"redwarnbh"等价为同一结果）、模糊别名匹配（"中风险"可映射到"黄色预警"或"蓝色预警"等多个可能结果）、数值容差（对数值型结果允许可配置的误差范围，默认±1.0，可按规则类型收紧）、直通匹配（将"通过"与"Accept"等价为同一结果）。比对策略通过配置文件按规则类型分别定义，每条规则可指定适用的比对策略组合和容差阈值，避免宽松匹配导致误判。</w:t>
       </w:r>
     </w:p>
     <w:p>
@@ -4908,7 +4908,7 @@
           <w:sz w:val="21"/>
           <w:szCs w:val="21"/>
         </w:rPr>
-        <w:t xml:space="preserve">根据权利要求1所述的方法，其特征在于，步骤S2中还自动生成以下类型的测试用例：函数级用例，覆盖评分计算和等级判定的各分支；决策流分支覆盖用例，验证不同业务类型和企业类型组合下的路由正确性；策略预警等级覆盖用例，构造使最终预警等级分别为各等级的组合场景；以及跨子策略综合场景用例；步骤S2在用例生成前还包括架构感知步骤：自动探测策略的整体架构类型，对三子策略架构按业务场景和企业类型的组合进行路由覆盖，对扁平架构采用规则集交叉矩阵生成器进行2的n次方条件组合覆盖、区域专项模板生成器和接口必填字段自检注入器。</w:t>
+        <w:t xml:space="preserve">根据权利要求1所述的方法，其特征在于，步骤S2中还自动生成以下类型的测试用例：函数级用例，覆盖评分计算和等级判定的各分支；决策流分支覆盖用例，验证不同业务类型和企业类型组合下的路由正确性；策略预警等级覆盖用例，构造使最终预警等级分别为各等级的组合场景；以及跨子策略综合场景用例；步骤S2在用例生成前还包括架构感知步骤：自动探测策略的整体架构类型，对三子策略架构按业务场景和企业类型的组合进行路由覆盖，对扁平架构采用规则集条件组合生成器以MC/DC和成对组合策略进行条件覆盖、区域专项模板生成器和接口必填字段自检注入器。</w:t>
       </w:r>
     </w:p>
     <w:p>
@@ -4998,7 +4998,7 @@
           <w:sz w:val="21"/>
           <w:szCs w:val="21"/>
         </w:rPr>
-        <w:t xml:space="preserve">根据权利要求1所述的方法，其特征在于，步骤S5中的多维度语义比对引擎支持以下四种比对策略的组合：别名组匹配、模糊别名匹配、数值容差匹配和直通匹配，依次尝试各策略，任一匹配成功即判定为通过；比对策略通过配置文件定义，支持针对不同规则类型使用不同的比对规则组合。</w:t>
+        <w:t xml:space="preserve">根据权利要求1所述的方法，其特征在于，步骤S5中的多维度语义比对引擎支持以下四种比对策略的组合：别名组匹配、模糊别名匹配、数值容差匹配和直通匹配；比对策略通过配置文件按规则类型分别定义，每条规则可指定适用的比对策略组合和容差阈值，按规则类型依次尝试对应策略，匹配成功即判定为通过。</w:t>
       </w:r>
     </w:p>
     <w:p>

--- a/专利交底书/2026-07-16/专利技术交底书_面向风控决策引擎的策略自动化测试方法及系统.docx
+++ b/专利交底书/2026-07-16/专利技术交底书_面向风控决策引擎的策略自动化测试方法及系统.docx
@@ -743,13 +743,13 @@
       <w:pPr>
         <w:keepNext/>
         <w:keepLines/>
-        <w:spacing w:after="120" w:before="300" w:line="5665" w:lineRule="atLeast"/>
+        <w:spacing w:after="120" w:before="300" w:line="6400" w:lineRule="atLeast"/>
         <w:jc w:val="center"/>
       </w:pPr>
       <w:r>
         <w:drawing>
           <wp:inline distT="0" distB="0" distL="0" distR="0">
-            <wp:extent cx="3810000" cy="3343275"/>
+            <wp:extent cx="3810000" cy="3810000"/>
             <wp:effectExtent t="0" r="0" b="0" l="0"/>
             <wp:docPr id="1" name="fig1_system_flow.png" descr="fig1_system_flow.png" title="fig1_system_flow.png"/>
             <wp:cNvGraphicFramePr>
@@ -774,7 +774,7 @@
                   <pic:spPr bwMode="auto">
                     <a:xfrm>
                       <a:off x="0" y="0"/>
-                      <a:ext cx="3810000" cy="3343275"/>
+                      <a:ext cx="3810000" cy="3810000"/>
                     </a:xfrm>
                     <a:prstGeom prst="rect">
                       <a:avLst/>
